--- a/documents/Uchebny_klass_OT_2027/01_Plan_osnashcheniya_uchebnogo_klassa_OT.docx
+++ b/documents/Uchebny_klass_OT_2027/01_Plan_osnashcheniya_uchebnogo_klassa_OT.docx
@@ -168,6 +168,64 @@
           <w:sz w:val="24"/>
           <w:szCs w:val="24"/>
         </w:rPr>
+        <w:t xml:space="preserve">Формат обучения: </w:t>
+      </w:r>
+      <w:r>
+        <w:rPr>
+          <w:rFonts w:ascii="Times New Roman" w:cs="Times New Roman" w:eastAsia="Times New Roman" w:hAnsi="Times New Roman"/>
+          <w:sz w:val="24"/>
+          <w:szCs w:val="24"/>
+        </w:rPr>
+        <w:t xml:space="preserve">в настоящее время обучение проводится во внешнем учебном центре; после создания класса планируется самостоятельное обучение работников.</w:t>
+      </w:r>
+    </w:p>
+    <w:p>
+      <w:pPr>
+        <w:pStyle w:val="ListParagraph"/>
+        <w:numPr>
+          <w:ilvl w:val="0"/>
+          <w:numId w:val="2"/>
+        </w:numPr>
+        <w:spacing w:after="60"/>
+        <w:jc w:val="both"/>
+      </w:pPr>
+      <w:r>
+        <w:rPr>
+          <w:rFonts w:ascii="Times New Roman" w:cs="Times New Roman" w:eastAsia="Times New Roman" w:hAnsi="Times New Roman"/>
+          <w:b/>
+          <w:bCs/>
+          <w:sz w:val="24"/>
+          <w:szCs w:val="24"/>
+        </w:rPr>
+        <w:t xml:space="preserve">Особые виды работ: </w:t>
+      </w:r>
+      <w:r>
+        <w:rPr>
+          <w:rFonts w:ascii="Times New Roman" w:cs="Times New Roman" w:eastAsia="Times New Roman" w:hAnsi="Times New Roman"/>
+          <w:sz w:val="24"/>
+          <w:szCs w:val="24"/>
+        </w:rPr>
+        <w:t xml:space="preserve">выполняются работы на высоте; есть электротехнический персонал.</w:t>
+      </w:r>
+    </w:p>
+    <w:p>
+      <w:pPr>
+        <w:pStyle w:val="ListParagraph"/>
+        <w:numPr>
+          <w:ilvl w:val="0"/>
+          <w:numId w:val="2"/>
+        </w:numPr>
+        <w:spacing w:after="60"/>
+        <w:jc w:val="both"/>
+      </w:pPr>
+      <w:r>
+        <w:rPr>
+          <w:rFonts w:ascii="Times New Roman" w:cs="Times New Roman" w:eastAsia="Times New Roman" w:hAnsi="Times New Roman"/>
+          <w:b/>
+          <w:bCs/>
+          <w:sz w:val="24"/>
+          <w:szCs w:val="24"/>
+        </w:rPr>
         <w:t xml:space="preserve">Проанализированные материалы: </w:t>
       </w:r>
       <w:r>
@@ -919,6 +977,208 @@
                 <w:szCs w:val="20"/>
               </w:rPr>
               <w:t xml:space="preserve">СДО снижает нагрузку на класс</w:t>
+            </w:r>
+          </w:p>
+        </w:tc>
+      </w:tr>
+      <w:tr>
+        <w:trPr>
+          <w:tblHeader w:val="false"/>
+        </w:trPr>
+        <w:tc>
+          <w:tcPr>
+            <w:tcW w:type="dxa" w:w="2700"/>
+            <w:tcBorders>
+              <w:top w:val="single" w:color="808080" w:sz="4"/>
+              <w:left w:val="single" w:color="808080" w:sz="4"/>
+              <w:bottom w:val="single" w:color="808080" w:sz="4"/>
+              <w:right w:val="single" w:color="808080" w:sz="4"/>
+            </w:tcBorders>
+            <w:tcMar>
+              <w:top w:type="dxa" w:w="40"/>
+              <w:left w:type="dxa" w:w="80"/>
+              <w:bottom w:type="dxa" w:w="40"/>
+              <w:right w:type="dxa" w:w="80"/>
+            </w:tcMar>
+          </w:tcPr>
+          <w:p>
+            <w:pPr>
+              <w:jc w:val="left"/>
+            </w:pPr>
+            <w:r>
+              <w:rPr>
+                <w:rFonts w:ascii="Times New Roman" w:cs="Times New Roman" w:eastAsia="Times New Roman" w:hAnsi="Times New Roman"/>
+                <w:b w:val="false"/>
+                <w:bCs w:val="false"/>
+                <w:sz w:val="20"/>
+                <w:szCs w:val="20"/>
+              </w:rPr>
+              <w:t xml:space="preserve">Приказ Минтруда № 782н (работы на высоте)</w:t>
+            </w:r>
+          </w:p>
+        </w:tc>
+        <w:tc>
+          <w:tcPr>
+            <w:tcW w:type="dxa" w:w="3900"/>
+            <w:tcBorders>
+              <w:top w:val="single" w:color="808080" w:sz="4"/>
+              <w:left w:val="single" w:color="808080" w:sz="4"/>
+              <w:bottom w:val="single" w:color="808080" w:sz="4"/>
+              <w:right w:val="single" w:color="808080" w:sz="4"/>
+            </w:tcBorders>
+            <w:tcMar>
+              <w:top w:type="dxa" w:w="40"/>
+              <w:left w:type="dxa" w:w="80"/>
+              <w:bottom w:type="dxa" w:w="40"/>
+              <w:right w:type="dxa" w:w="80"/>
+            </w:tcMar>
+          </w:tcPr>
+          <w:p>
+            <w:pPr>
+              <w:jc w:val="left"/>
+            </w:pPr>
+            <w:r>
+              <w:rPr>
+                <w:rFonts w:ascii="Times New Roman" w:cs="Times New Roman" w:eastAsia="Times New Roman" w:hAnsi="Times New Roman"/>
+                <w:b w:val="false"/>
+                <w:bCs w:val="false"/>
+                <w:sz w:val="20"/>
+                <w:szCs w:val="20"/>
+              </w:rPr>
+              <w:t xml:space="preserve">Обучение безопасным методам и приёмам работ на высоте с практическими занятиями</w:t>
+            </w:r>
+          </w:p>
+        </w:tc>
+        <w:tc>
+          <w:tcPr>
+            <w:tcW w:type="dxa" w:w="3038"/>
+            <w:tcBorders>
+              <w:top w:val="single" w:color="808080" w:sz="4"/>
+              <w:left w:val="single" w:color="808080" w:sz="4"/>
+              <w:bottom w:val="single" w:color="808080" w:sz="4"/>
+              <w:right w:val="single" w:color="808080" w:sz="4"/>
+            </w:tcBorders>
+            <w:tcMar>
+              <w:top w:type="dxa" w:w="40"/>
+              <w:left w:type="dxa" w:w="80"/>
+              <w:bottom w:type="dxa" w:w="40"/>
+              <w:right w:type="dxa" w:w="80"/>
+            </w:tcMar>
+          </w:tcPr>
+          <w:p>
+            <w:pPr>
+              <w:jc w:val="left"/>
+            </w:pPr>
+            <w:r>
+              <w:rPr>
+                <w:rFonts w:ascii="Times New Roman" w:cs="Times New Roman" w:eastAsia="Times New Roman" w:hAnsi="Times New Roman"/>
+                <w:b w:val="false"/>
+                <w:bCs w:val="false"/>
+                <w:sz w:val="20"/>
+                <w:szCs w:val="20"/>
+              </w:rPr>
+              <w:t xml:space="preserve">Зона и стенд для работ на высоте, СИЗ от падения</w:t>
+            </w:r>
+          </w:p>
+        </w:tc>
+      </w:tr>
+      <w:tr>
+        <w:trPr>
+          <w:tblHeader w:val="false"/>
+        </w:trPr>
+        <w:tc>
+          <w:tcPr>
+            <w:tcW w:type="dxa" w:w="2700"/>
+            <w:tcBorders>
+              <w:top w:val="single" w:color="808080" w:sz="4"/>
+              <w:left w:val="single" w:color="808080" w:sz="4"/>
+              <w:bottom w:val="single" w:color="808080" w:sz="4"/>
+              <w:right w:val="single" w:color="808080" w:sz="4"/>
+            </w:tcBorders>
+            <w:tcMar>
+              <w:top w:type="dxa" w:w="40"/>
+              <w:left w:type="dxa" w:w="80"/>
+              <w:bottom w:type="dxa" w:w="40"/>
+              <w:right w:type="dxa" w:w="80"/>
+            </w:tcMar>
+          </w:tcPr>
+          <w:p>
+            <w:pPr>
+              <w:jc w:val="left"/>
+            </w:pPr>
+            <w:r>
+              <w:rPr>
+                <w:rFonts w:ascii="Times New Roman" w:cs="Times New Roman" w:eastAsia="Times New Roman" w:hAnsi="Times New Roman"/>
+                <w:b w:val="false"/>
+                <w:bCs w:val="false"/>
+                <w:sz w:val="20"/>
+                <w:szCs w:val="20"/>
+              </w:rPr>
+              <w:t xml:space="preserve">Приказ Минтруда № 903н, Приказ Минэнерго № 796</w:t>
+            </w:r>
+          </w:p>
+        </w:tc>
+        <w:tc>
+          <w:tcPr>
+            <w:tcW w:type="dxa" w:w="3900"/>
+            <w:tcBorders>
+              <w:top w:val="single" w:color="808080" w:sz="4"/>
+              <w:left w:val="single" w:color="808080" w:sz="4"/>
+              <w:bottom w:val="single" w:color="808080" w:sz="4"/>
+              <w:right w:val="single" w:color="808080" w:sz="4"/>
+            </w:tcBorders>
+            <w:tcMar>
+              <w:top w:type="dxa" w:w="40"/>
+              <w:left w:type="dxa" w:w="80"/>
+              <w:bottom w:type="dxa" w:w="40"/>
+              <w:right w:type="dxa" w:w="80"/>
+            </w:tcMar>
+          </w:tcPr>
+          <w:p>
+            <w:pPr>
+              <w:jc w:val="left"/>
+            </w:pPr>
+            <w:r>
+              <w:rPr>
+                <w:rFonts w:ascii="Times New Roman" w:cs="Times New Roman" w:eastAsia="Times New Roman" w:hAnsi="Times New Roman"/>
+                <w:b w:val="false"/>
+                <w:bCs w:val="false"/>
+                <w:sz w:val="20"/>
+                <w:szCs w:val="20"/>
+              </w:rPr>
+              <w:t xml:space="preserve">Обучение и проверка знаний электротехнического персонала; комиссия проверяется в Ростехнадзоре</w:t>
+            </w:r>
+          </w:p>
+        </w:tc>
+        <w:tc>
+          <w:tcPr>
+            <w:tcW w:type="dxa" w:w="3038"/>
+            <w:tcBorders>
+              <w:top w:val="single" w:color="808080" w:sz="4"/>
+              <w:left w:val="single" w:color="808080" w:sz="4"/>
+              <w:bottom w:val="single" w:color="808080" w:sz="4"/>
+              <w:right w:val="single" w:color="808080" w:sz="4"/>
+            </w:tcBorders>
+            <w:tcMar>
+              <w:top w:type="dxa" w:w="40"/>
+              <w:left w:type="dxa" w:w="80"/>
+              <w:bottom w:type="dxa" w:w="40"/>
+              <w:right w:type="dxa" w:w="80"/>
+            </w:tcMar>
+          </w:tcPr>
+          <w:p>
+            <w:pPr>
+              <w:jc w:val="left"/>
+            </w:pPr>
+            <w:r>
+              <w:rPr>
+                <w:rFonts w:ascii="Times New Roman" w:cs="Times New Roman" w:eastAsia="Times New Roman" w:hAnsi="Times New Roman"/>
+                <w:b w:val="false"/>
+                <w:bCs w:val="false"/>
+                <w:sz w:val="20"/>
+                <w:szCs w:val="20"/>
+              </w:rPr>
+              <w:t xml:space="preserve">Зона ЭБ, подготовка комиссии</w:t>
             </w:r>
           </w:p>
         </w:tc>
@@ -2364,6 +2624,336 @@
             <w:r>
               <w:rPr>
                 <w:rFonts w:ascii="Times New Roman" w:cs="Times New Roman" w:eastAsia="Times New Roman" w:hAnsi="Times New Roman"/>
+                <w:b w:val="false"/>
+                <w:bCs w:val="false"/>
+                <w:sz w:val="20"/>
+                <w:szCs w:val="20"/>
+              </w:rPr>
+              <w:t xml:space="preserve">Безопасные методы работ на высоте</w:t>
+            </w:r>
+          </w:p>
+        </w:tc>
+        <w:tc>
+          <w:tcPr>
+            <w:tcW w:type="dxa" w:w="1300"/>
+            <w:tcBorders>
+              <w:top w:val="single" w:color="808080" w:sz="4"/>
+              <w:left w:val="single" w:color="808080" w:sz="4"/>
+              <w:bottom w:val="single" w:color="808080" w:sz="4"/>
+              <w:right w:val="single" w:color="808080" w:sz="4"/>
+            </w:tcBorders>
+            <w:tcMar>
+              <w:top w:type="dxa" w:w="40"/>
+              <w:left w:type="dxa" w:w="80"/>
+              <w:bottom w:type="dxa" w:w="40"/>
+              <w:right w:type="dxa" w:w="80"/>
+            </w:tcMar>
+          </w:tcPr>
+          <w:p>
+            <w:pPr>
+              <w:jc w:val="right"/>
+            </w:pPr>
+            <w:r>
+              <w:rPr>
+                <w:rFonts w:ascii="Times New Roman" w:cs="Times New Roman" w:eastAsia="Times New Roman" w:hAnsi="Times New Roman"/>
+                <w:b w:val="false"/>
+                <w:bCs w:val="false"/>
+                <w:sz w:val="20"/>
+                <w:szCs w:val="20"/>
+              </w:rPr>
+              <w:t xml:space="preserve">24</w:t>
+            </w:r>
+          </w:p>
+        </w:tc>
+        <w:tc>
+          <w:tcPr>
+            <w:tcW w:type="dxa" w:w="1300"/>
+            <w:tcBorders>
+              <w:top w:val="single" w:color="808080" w:sz="4"/>
+              <w:left w:val="single" w:color="808080" w:sz="4"/>
+              <w:bottom w:val="single" w:color="808080" w:sz="4"/>
+              <w:right w:val="single" w:color="808080" w:sz="4"/>
+            </w:tcBorders>
+            <w:tcMar>
+              <w:top w:type="dxa" w:w="40"/>
+              <w:left w:type="dxa" w:w="80"/>
+              <w:bottom w:type="dxa" w:w="40"/>
+              <w:right w:type="dxa" w:w="80"/>
+            </w:tcMar>
+          </w:tcPr>
+          <w:p>
+            <w:pPr>
+              <w:jc w:val="right"/>
+            </w:pPr>
+            <w:r>
+              <w:rPr>
+                <w:rFonts w:ascii="Times New Roman" w:cs="Times New Roman" w:eastAsia="Times New Roman" w:hAnsi="Times New Roman"/>
+                <w:b w:val="false"/>
+                <w:bCs w:val="false"/>
+                <w:sz w:val="20"/>
+                <w:szCs w:val="20"/>
+              </w:rPr>
+              <w:t xml:space="preserve">16</w:t>
+            </w:r>
+          </w:p>
+        </w:tc>
+        <w:tc>
+          <w:tcPr>
+            <w:tcW w:type="dxa" w:w="1300"/>
+            <w:tcBorders>
+              <w:top w:val="single" w:color="808080" w:sz="4"/>
+              <w:left w:val="single" w:color="808080" w:sz="4"/>
+              <w:bottom w:val="single" w:color="808080" w:sz="4"/>
+              <w:right w:val="single" w:color="808080" w:sz="4"/>
+            </w:tcBorders>
+            <w:tcMar>
+              <w:top w:type="dxa" w:w="40"/>
+              <w:left w:type="dxa" w:w="80"/>
+              <w:bottom w:type="dxa" w:w="40"/>
+              <w:right w:type="dxa" w:w="80"/>
+            </w:tcMar>
+          </w:tcPr>
+          <w:p>
+            <w:pPr>
+              <w:jc w:val="right"/>
+            </w:pPr>
+            <w:r>
+              <w:rPr>
+                <w:rFonts w:ascii="Times New Roman" w:cs="Times New Roman" w:eastAsia="Times New Roman" w:hAnsi="Times New Roman"/>
+                <w:b w:val="false"/>
+                <w:bCs w:val="false"/>
+                <w:sz w:val="20"/>
+                <w:szCs w:val="20"/>
+              </w:rPr>
+              <w:t xml:space="preserve">100%</w:t>
+            </w:r>
+          </w:p>
+        </w:tc>
+        <w:tc>
+          <w:tcPr>
+            <w:tcW w:type="dxa" w:w="1438"/>
+            <w:tcBorders>
+              <w:top w:val="single" w:color="808080" w:sz="4"/>
+              <w:left w:val="single" w:color="808080" w:sz="4"/>
+              <w:bottom w:val="single" w:color="808080" w:sz="4"/>
+              <w:right w:val="single" w:color="808080" w:sz="4"/>
+            </w:tcBorders>
+            <w:tcMar>
+              <w:top w:type="dxa" w:w="40"/>
+              <w:left w:type="dxa" w:w="80"/>
+              <w:bottom w:type="dxa" w:w="40"/>
+              <w:right w:type="dxa" w:w="80"/>
+            </w:tcMar>
+          </w:tcPr>
+          <w:p>
+            <w:pPr>
+              <w:jc w:val="right"/>
+            </w:pPr>
+            <w:r>
+              <w:rPr>
+                <w:rFonts w:ascii="Times New Roman" w:cs="Times New Roman" w:eastAsia="Times New Roman" w:hAnsi="Times New Roman"/>
+                <w:b w:val="false"/>
+                <w:bCs w:val="false"/>
+                <w:sz w:val="20"/>
+                <w:szCs w:val="20"/>
+              </w:rPr>
+              <w:t xml:space="preserve">384</w:t>
+            </w:r>
+          </w:p>
+        </w:tc>
+      </w:tr>
+      <w:tr>
+        <w:trPr>
+          <w:tblHeader w:val="false"/>
+        </w:trPr>
+        <w:tc>
+          <w:tcPr>
+            <w:tcW w:type="dxa" w:w="4300"/>
+            <w:tcBorders>
+              <w:top w:val="single" w:color="808080" w:sz="4"/>
+              <w:left w:val="single" w:color="808080" w:sz="4"/>
+              <w:bottom w:val="single" w:color="808080" w:sz="4"/>
+              <w:right w:val="single" w:color="808080" w:sz="4"/>
+            </w:tcBorders>
+            <w:tcMar>
+              <w:top w:type="dxa" w:w="40"/>
+              <w:left w:type="dxa" w:w="80"/>
+              <w:bottom w:type="dxa" w:w="40"/>
+              <w:right w:type="dxa" w:w="80"/>
+            </w:tcMar>
+          </w:tcPr>
+          <w:p>
+            <w:pPr>
+              <w:jc w:val="left"/>
+            </w:pPr>
+            <w:r>
+              <w:rPr>
+                <w:rFonts w:ascii="Times New Roman" w:cs="Times New Roman" w:eastAsia="Times New Roman" w:hAnsi="Times New Roman"/>
+                <w:b w:val="false"/>
+                <w:bCs w:val="false"/>
+                <w:sz w:val="20"/>
+                <w:szCs w:val="20"/>
+              </w:rPr>
+              <w:t xml:space="preserve">Электробезопасность (ежегодно)</w:t>
+            </w:r>
+          </w:p>
+        </w:tc>
+        <w:tc>
+          <w:tcPr>
+            <w:tcW w:type="dxa" w:w="1300"/>
+            <w:tcBorders>
+              <w:top w:val="single" w:color="808080" w:sz="4"/>
+              <w:left w:val="single" w:color="808080" w:sz="4"/>
+              <w:bottom w:val="single" w:color="808080" w:sz="4"/>
+              <w:right w:val="single" w:color="808080" w:sz="4"/>
+            </w:tcBorders>
+            <w:tcMar>
+              <w:top w:type="dxa" w:w="40"/>
+              <w:left w:type="dxa" w:w="80"/>
+              <w:bottom w:type="dxa" w:w="40"/>
+              <w:right w:type="dxa" w:w="80"/>
+            </w:tcMar>
+          </w:tcPr>
+          <w:p>
+            <w:pPr>
+              <w:jc w:val="right"/>
+            </w:pPr>
+            <w:r>
+              <w:rPr>
+                <w:rFonts w:ascii="Times New Roman" w:cs="Times New Roman" w:eastAsia="Times New Roman" w:hAnsi="Times New Roman"/>
+                <w:b w:val="false"/>
+                <w:bCs w:val="false"/>
+                <w:sz w:val="20"/>
+                <w:szCs w:val="20"/>
+              </w:rPr>
+              <w:t xml:space="preserve">25</w:t>
+            </w:r>
+          </w:p>
+        </w:tc>
+        <w:tc>
+          <w:tcPr>
+            <w:tcW w:type="dxa" w:w="1300"/>
+            <w:tcBorders>
+              <w:top w:val="single" w:color="808080" w:sz="4"/>
+              <w:left w:val="single" w:color="808080" w:sz="4"/>
+              <w:bottom w:val="single" w:color="808080" w:sz="4"/>
+              <w:right w:val="single" w:color="808080" w:sz="4"/>
+            </w:tcBorders>
+            <w:tcMar>
+              <w:top w:type="dxa" w:w="40"/>
+              <w:left w:type="dxa" w:w="80"/>
+              <w:bottom w:type="dxa" w:w="40"/>
+              <w:right w:type="dxa" w:w="80"/>
+            </w:tcMar>
+          </w:tcPr>
+          <w:p>
+            <w:pPr>
+              <w:jc w:val="right"/>
+            </w:pPr>
+            <w:r>
+              <w:rPr>
+                <w:rFonts w:ascii="Times New Roman" w:cs="Times New Roman" w:eastAsia="Times New Roman" w:hAnsi="Times New Roman"/>
+                <w:b w:val="false"/>
+                <w:bCs w:val="false"/>
+                <w:sz w:val="20"/>
+                <w:szCs w:val="20"/>
+              </w:rPr>
+              <w:t xml:space="preserve">8</w:t>
+            </w:r>
+          </w:p>
+        </w:tc>
+        <w:tc>
+          <w:tcPr>
+            <w:tcW w:type="dxa" w:w="1300"/>
+            <w:tcBorders>
+              <w:top w:val="single" w:color="808080" w:sz="4"/>
+              <w:left w:val="single" w:color="808080" w:sz="4"/>
+              <w:bottom w:val="single" w:color="808080" w:sz="4"/>
+              <w:right w:val="single" w:color="808080" w:sz="4"/>
+            </w:tcBorders>
+            <w:tcMar>
+              <w:top w:type="dxa" w:w="40"/>
+              <w:left w:type="dxa" w:w="80"/>
+              <w:bottom w:type="dxa" w:w="40"/>
+              <w:right w:type="dxa" w:w="80"/>
+            </w:tcMar>
+          </w:tcPr>
+          <w:p>
+            <w:pPr>
+              <w:jc w:val="right"/>
+            </w:pPr>
+            <w:r>
+              <w:rPr>
+                <w:rFonts w:ascii="Times New Roman" w:cs="Times New Roman" w:eastAsia="Times New Roman" w:hAnsi="Times New Roman"/>
+                <w:b w:val="false"/>
+                <w:bCs w:val="false"/>
+                <w:sz w:val="20"/>
+                <w:szCs w:val="20"/>
+              </w:rPr>
+              <w:t xml:space="preserve">100%</w:t>
+            </w:r>
+          </w:p>
+        </w:tc>
+        <w:tc>
+          <w:tcPr>
+            <w:tcW w:type="dxa" w:w="1438"/>
+            <w:tcBorders>
+              <w:top w:val="single" w:color="808080" w:sz="4"/>
+              <w:left w:val="single" w:color="808080" w:sz="4"/>
+              <w:bottom w:val="single" w:color="808080" w:sz="4"/>
+              <w:right w:val="single" w:color="808080" w:sz="4"/>
+            </w:tcBorders>
+            <w:tcMar>
+              <w:top w:type="dxa" w:w="40"/>
+              <w:left w:type="dxa" w:w="80"/>
+              <w:bottom w:type="dxa" w:w="40"/>
+              <w:right w:type="dxa" w:w="80"/>
+            </w:tcMar>
+          </w:tcPr>
+          <w:p>
+            <w:pPr>
+              <w:jc w:val="right"/>
+            </w:pPr>
+            <w:r>
+              <w:rPr>
+                <w:rFonts w:ascii="Times New Roman" w:cs="Times New Roman" w:eastAsia="Times New Roman" w:hAnsi="Times New Roman"/>
+                <w:b w:val="false"/>
+                <w:bCs w:val="false"/>
+                <w:sz w:val="20"/>
+                <w:szCs w:val="20"/>
+              </w:rPr>
+              <w:t xml:space="preserve">200</w:t>
+            </w:r>
+          </w:p>
+        </w:tc>
+      </w:tr>
+      <w:tr>
+        <w:trPr>
+          <w:tblHeader w:val="false"/>
+        </w:trPr>
+        <w:tc>
+          <w:tcPr>
+            <w:tcW w:type="dxa" w:w="4300"/>
+            <w:tcBorders>
+              <w:top w:val="single" w:color="808080" w:sz="4"/>
+              <w:left w:val="single" w:color="808080" w:sz="4"/>
+              <w:bottom w:val="single" w:color="808080" w:sz="4"/>
+              <w:right w:val="single" w:color="808080" w:sz="4"/>
+            </w:tcBorders>
+            <w:tcMar>
+              <w:top w:type="dxa" w:w="40"/>
+              <w:left w:type="dxa" w:w="80"/>
+              <w:bottom w:type="dxa" w:w="40"/>
+              <w:right w:type="dxa" w:w="80"/>
+            </w:tcMar>
+          </w:tcPr>
+          <w:p>
+            <w:pPr>
+              <w:jc w:val="left"/>
+            </w:pPr>
+            <w:r>
+              <w:rPr>
+                <w:rFonts w:ascii="Times New Roman" w:cs="Times New Roman" w:eastAsia="Times New Roman" w:hAnsi="Times New Roman"/>
                 <w:b/>
                 <w:bCs/>
                 <w:sz w:val="20"/>
@@ -2497,7 +3087,7 @@
                 <w:sz w:val="20"/>
                 <w:szCs w:val="20"/>
               </w:rPr>
-              <w:t xml:space="preserve">6 355</w:t>
+              <w:t xml:space="preserve">6 939</w:t>
             </w:r>
           </w:p>
         </w:tc>
@@ -2543,7 +3133,7 @@
           <w:sz w:val="24"/>
           <w:szCs w:val="24"/>
         </w:rPr>
-        <w:t xml:space="preserve">Средняя одновременная загрузка: 4,9 чел.; пиковая (коэффициент 2,5): 12 чел.</w:t>
+        <w:t xml:space="preserve">Средняя одновременная загрузка: 5,4 чел.; пиковая (коэффициент 2,5): 13 чел.</w:t>
       </w:r>
     </w:p>
     <w:p>
@@ -3457,7 +4047,7 @@
                 <w:sz w:val="20"/>
                 <w:szCs w:val="20"/>
               </w:rPr>
-              <w:t xml:space="preserve">Зона проверки знаний (АРМ)</w:t>
+              <w:t xml:space="preserve">Практическая зона: работы на высоте</w:t>
             </w:r>
           </w:p>
         </w:tc>
@@ -3489,7 +4079,7 @@
                 <w:sz w:val="20"/>
                 <w:szCs w:val="20"/>
               </w:rPr>
-              <w:t xml:space="preserve">6</w:t>
+              <w:t xml:space="preserve">1</w:t>
             </w:r>
           </w:p>
         </w:tc>
@@ -3521,7 +4111,7 @@
                 <w:sz w:val="20"/>
                 <w:szCs w:val="20"/>
               </w:rPr>
-              <w:t xml:space="preserve">4,5</w:t>
+              <w:t xml:space="preserve">0</w:t>
             </w:r>
           </w:p>
         </w:tc>
@@ -3553,7 +4143,7 @@
                 <w:sz w:val="20"/>
                 <w:szCs w:val="20"/>
               </w:rPr>
-              <w:t xml:space="preserve">3</w:t>
+              <w:t xml:space="preserve">12</w:t>
             </w:r>
           </w:p>
         </w:tc>
@@ -3585,7 +4175,7 @@
                 <w:sz w:val="20"/>
                 <w:szCs w:val="20"/>
               </w:rPr>
-              <w:t xml:space="preserve">30</w:t>
+              <w:t xml:space="preserve">12</w:t>
             </w:r>
           </w:p>
         </w:tc>
@@ -3617,7 +4207,7 @@
                 <w:sz w:val="20"/>
                 <w:szCs w:val="20"/>
               </w:rPr>
-              <w:t xml:space="preserve">4,5 м² на рабочее место с ПЭВМ</w:t>
+              <w:t xml:space="preserve">Стенд с анкерной линией, точка крепления 12 кН</w:t>
             </w:r>
           </w:p>
         </w:tc>
@@ -3654,7 +4244,7 @@
                 <w:sz w:val="20"/>
                 <w:szCs w:val="20"/>
               </w:rPr>
-              <w:t xml:space="preserve">Подсобное помещение (хранение тренажёров, СИЗ, расходников)</w:t>
+              <w:t xml:space="preserve">Практическая зона: электробезопасность</w:t>
             </w:r>
           </w:p>
         </w:tc>
@@ -3750,7 +4340,7 @@
                 <w:sz w:val="20"/>
                 <w:szCs w:val="20"/>
               </w:rPr>
-              <w:t xml:space="preserve">10</w:t>
+              <w:t xml:space="preserve">6</w:t>
             </w:r>
           </w:p>
         </w:tc>
@@ -3782,7 +4372,7 @@
                 <w:sz w:val="20"/>
                 <w:szCs w:val="20"/>
               </w:rPr>
-              <w:t xml:space="preserve">10</w:t>
+              <w:t xml:space="preserve">6</w:t>
             </w:r>
           </w:p>
         </w:tc>
@@ -3814,7 +4404,7 @@
                 <w:sz w:val="20"/>
                 <w:szCs w:val="20"/>
               </w:rPr>
-              <w:t xml:space="preserve">Хранение без загромождения проходов</w:t>
+              <w:t xml:space="preserve">Стенд-макет, средства защиты в электроустановках</w:t>
             </w:r>
           </w:p>
         </w:tc>
@@ -3851,7 +4441,7 @@
                 <w:sz w:val="20"/>
                 <w:szCs w:val="20"/>
               </w:rPr>
-              <w:t xml:space="preserve">Тамбур / гардероб</w:t>
+              <w:t xml:space="preserve">Зона проверки знаний (АРМ)</w:t>
             </w:r>
           </w:p>
         </w:tc>
@@ -3883,7 +4473,7 @@
                 <w:sz w:val="20"/>
                 <w:szCs w:val="20"/>
               </w:rPr>
-              <w:t xml:space="preserve">1</w:t>
+              <w:t xml:space="preserve">6</w:t>
             </w:r>
           </w:p>
         </w:tc>
@@ -3915,7 +4505,7 @@
                 <w:sz w:val="20"/>
                 <w:szCs w:val="20"/>
               </w:rPr>
-              <w:t xml:space="preserve">0</w:t>
+              <w:t xml:space="preserve">4,5</w:t>
             </w:r>
           </w:p>
         </w:tc>
@@ -3947,7 +4537,7 @@
                 <w:sz w:val="20"/>
                 <w:szCs w:val="20"/>
               </w:rPr>
-              <w:t xml:space="preserve">6</w:t>
+              <w:t xml:space="preserve">3</w:t>
             </w:r>
           </w:p>
         </w:tc>
@@ -3979,7 +4569,7 @@
                 <w:sz w:val="20"/>
                 <w:szCs w:val="20"/>
               </w:rPr>
-              <w:t xml:space="preserve">6</w:t>
+              <w:t xml:space="preserve">30</w:t>
             </w:r>
           </w:p>
         </w:tc>
@@ -4011,7 +4601,7 @@
                 <w:sz w:val="20"/>
                 <w:szCs w:val="20"/>
               </w:rPr>
-              <w:t xml:space="preserve">Места для верхней одежды</w:t>
+              <w:t xml:space="preserve">4,5 м² на рабочее место с ПЭВМ</w:t>
             </w:r>
           </w:p>
         </w:tc>
@@ -4029,6 +4619,400 @@
               <w:bottom w:val="single" w:color="808080" w:sz="4"/>
               <w:right w:val="single" w:color="808080" w:sz="4"/>
             </w:tcBorders>
+            <w:tcMar>
+              <w:top w:type="dxa" w:w="40"/>
+              <w:left w:type="dxa" w:w="80"/>
+              <w:bottom w:type="dxa" w:w="40"/>
+              <w:right w:type="dxa" w:w="80"/>
+            </w:tcMar>
+          </w:tcPr>
+          <w:p>
+            <w:pPr>
+              <w:jc w:val="left"/>
+            </w:pPr>
+            <w:r>
+              <w:rPr>
+                <w:rFonts w:ascii="Times New Roman" w:cs="Times New Roman" w:eastAsia="Times New Roman" w:hAnsi="Times New Roman"/>
+                <w:b w:val="false"/>
+                <w:bCs w:val="false"/>
+                <w:sz w:val="20"/>
+                <w:szCs w:val="20"/>
+              </w:rPr>
+              <w:t xml:space="preserve">Подсобное помещение (хранение тренажёров, СИЗ, расходников)</w:t>
+            </w:r>
+          </w:p>
+        </w:tc>
+        <w:tc>
+          <w:tcPr>
+            <w:tcW w:type="dxa" w:w="900"/>
+            <w:tcBorders>
+              <w:top w:val="single" w:color="808080" w:sz="4"/>
+              <w:left w:val="single" w:color="808080" w:sz="4"/>
+              <w:bottom w:val="single" w:color="808080" w:sz="4"/>
+              <w:right w:val="single" w:color="808080" w:sz="4"/>
+            </w:tcBorders>
+            <w:tcMar>
+              <w:top w:type="dxa" w:w="40"/>
+              <w:left w:type="dxa" w:w="80"/>
+              <w:bottom w:type="dxa" w:w="40"/>
+              <w:right w:type="dxa" w:w="80"/>
+            </w:tcMar>
+          </w:tcPr>
+          <w:p>
+            <w:pPr>
+              <w:jc w:val="right"/>
+            </w:pPr>
+            <w:r>
+              <w:rPr>
+                <w:rFonts w:ascii="Times New Roman" w:cs="Times New Roman" w:eastAsia="Times New Roman" w:hAnsi="Times New Roman"/>
+                <w:b w:val="false"/>
+                <w:bCs w:val="false"/>
+                <w:sz w:val="20"/>
+                <w:szCs w:val="20"/>
+              </w:rPr>
+              <w:t xml:space="preserve">1</w:t>
+            </w:r>
+          </w:p>
+        </w:tc>
+        <w:tc>
+          <w:tcPr>
+            <w:tcW w:type="dxa" w:w="900"/>
+            <w:tcBorders>
+              <w:top w:val="single" w:color="808080" w:sz="4"/>
+              <w:left w:val="single" w:color="808080" w:sz="4"/>
+              <w:bottom w:val="single" w:color="808080" w:sz="4"/>
+              <w:right w:val="single" w:color="808080" w:sz="4"/>
+            </w:tcBorders>
+            <w:tcMar>
+              <w:top w:type="dxa" w:w="40"/>
+              <w:left w:type="dxa" w:w="80"/>
+              <w:bottom w:type="dxa" w:w="40"/>
+              <w:right w:type="dxa" w:w="80"/>
+            </w:tcMar>
+          </w:tcPr>
+          <w:p>
+            <w:pPr>
+              <w:jc w:val="right"/>
+            </w:pPr>
+            <w:r>
+              <w:rPr>
+                <w:rFonts w:ascii="Times New Roman" w:cs="Times New Roman" w:eastAsia="Times New Roman" w:hAnsi="Times New Roman"/>
+                <w:b w:val="false"/>
+                <w:bCs w:val="false"/>
+                <w:sz w:val="20"/>
+                <w:szCs w:val="20"/>
+              </w:rPr>
+              <w:t xml:space="preserve">0</w:t>
+            </w:r>
+          </w:p>
+        </w:tc>
+        <w:tc>
+          <w:tcPr>
+            <w:tcW w:type="dxa" w:w="900"/>
+            <w:tcBorders>
+              <w:top w:val="single" w:color="808080" w:sz="4"/>
+              <w:left w:val="single" w:color="808080" w:sz="4"/>
+              <w:bottom w:val="single" w:color="808080" w:sz="4"/>
+              <w:right w:val="single" w:color="808080" w:sz="4"/>
+            </w:tcBorders>
+            <w:tcMar>
+              <w:top w:type="dxa" w:w="40"/>
+              <w:left w:type="dxa" w:w="80"/>
+              <w:bottom w:type="dxa" w:w="40"/>
+              <w:right w:type="dxa" w:w="80"/>
+            </w:tcMar>
+          </w:tcPr>
+          <w:p>
+            <w:pPr>
+              <w:jc w:val="right"/>
+            </w:pPr>
+            <w:r>
+              <w:rPr>
+                <w:rFonts w:ascii="Times New Roman" w:cs="Times New Roman" w:eastAsia="Times New Roman" w:hAnsi="Times New Roman"/>
+                <w:b w:val="false"/>
+                <w:bCs w:val="false"/>
+                <w:sz w:val="20"/>
+                <w:szCs w:val="20"/>
+              </w:rPr>
+              <w:t xml:space="preserve">10</w:t>
+            </w:r>
+          </w:p>
+        </w:tc>
+        <w:tc>
+          <w:tcPr>
+            <w:tcW w:type="dxa" w:w="900"/>
+            <w:tcBorders>
+              <w:top w:val="single" w:color="808080" w:sz="4"/>
+              <w:left w:val="single" w:color="808080" w:sz="4"/>
+              <w:bottom w:val="single" w:color="808080" w:sz="4"/>
+              <w:right w:val="single" w:color="808080" w:sz="4"/>
+            </w:tcBorders>
+            <w:tcMar>
+              <w:top w:type="dxa" w:w="40"/>
+              <w:left w:type="dxa" w:w="80"/>
+              <w:bottom w:type="dxa" w:w="40"/>
+              <w:right w:type="dxa" w:w="80"/>
+            </w:tcMar>
+          </w:tcPr>
+          <w:p>
+            <w:pPr>
+              <w:jc w:val="right"/>
+            </w:pPr>
+            <w:r>
+              <w:rPr>
+                <w:rFonts w:ascii="Times New Roman" w:cs="Times New Roman" w:eastAsia="Times New Roman" w:hAnsi="Times New Roman"/>
+                <w:b w:val="false"/>
+                <w:bCs w:val="false"/>
+                <w:sz w:val="20"/>
+                <w:szCs w:val="20"/>
+              </w:rPr>
+              <w:t xml:space="preserve">10</w:t>
+            </w:r>
+          </w:p>
+        </w:tc>
+        <w:tc>
+          <w:tcPr>
+            <w:tcW w:type="dxa" w:w="2738"/>
+            <w:tcBorders>
+              <w:top w:val="single" w:color="808080" w:sz="4"/>
+              <w:left w:val="single" w:color="808080" w:sz="4"/>
+              <w:bottom w:val="single" w:color="808080" w:sz="4"/>
+              <w:right w:val="single" w:color="808080" w:sz="4"/>
+            </w:tcBorders>
+            <w:tcMar>
+              <w:top w:type="dxa" w:w="40"/>
+              <w:left w:type="dxa" w:w="80"/>
+              <w:bottom w:type="dxa" w:w="40"/>
+              <w:right w:type="dxa" w:w="80"/>
+            </w:tcMar>
+          </w:tcPr>
+          <w:p>
+            <w:pPr>
+              <w:jc w:val="left"/>
+            </w:pPr>
+            <w:r>
+              <w:rPr>
+                <w:rFonts w:ascii="Times New Roman" w:cs="Times New Roman" w:eastAsia="Times New Roman" w:hAnsi="Times New Roman"/>
+                <w:b w:val="false"/>
+                <w:bCs w:val="false"/>
+                <w:sz w:val="20"/>
+                <w:szCs w:val="20"/>
+              </w:rPr>
+              <w:t xml:space="preserve">Хранение без загромождения проходов</w:t>
+            </w:r>
+          </w:p>
+        </w:tc>
+      </w:tr>
+      <w:tr>
+        <w:trPr>
+          <w:tblHeader w:val="false"/>
+        </w:trPr>
+        <w:tc>
+          <w:tcPr>
+            <w:tcW w:type="dxa" w:w="3300"/>
+            <w:tcBorders>
+              <w:top w:val="single" w:color="808080" w:sz="4"/>
+              <w:left w:val="single" w:color="808080" w:sz="4"/>
+              <w:bottom w:val="single" w:color="808080" w:sz="4"/>
+              <w:right w:val="single" w:color="808080" w:sz="4"/>
+            </w:tcBorders>
+            <w:tcMar>
+              <w:top w:type="dxa" w:w="40"/>
+              <w:left w:type="dxa" w:w="80"/>
+              <w:bottom w:type="dxa" w:w="40"/>
+              <w:right w:type="dxa" w:w="80"/>
+            </w:tcMar>
+          </w:tcPr>
+          <w:p>
+            <w:pPr>
+              <w:jc w:val="left"/>
+            </w:pPr>
+            <w:r>
+              <w:rPr>
+                <w:rFonts w:ascii="Times New Roman" w:cs="Times New Roman" w:eastAsia="Times New Roman" w:hAnsi="Times New Roman"/>
+                <w:b w:val="false"/>
+                <w:bCs w:val="false"/>
+                <w:sz w:val="20"/>
+                <w:szCs w:val="20"/>
+              </w:rPr>
+              <w:t xml:space="preserve">Тамбур / гардероб</w:t>
+            </w:r>
+          </w:p>
+        </w:tc>
+        <w:tc>
+          <w:tcPr>
+            <w:tcW w:type="dxa" w:w="900"/>
+            <w:tcBorders>
+              <w:top w:val="single" w:color="808080" w:sz="4"/>
+              <w:left w:val="single" w:color="808080" w:sz="4"/>
+              <w:bottom w:val="single" w:color="808080" w:sz="4"/>
+              <w:right w:val="single" w:color="808080" w:sz="4"/>
+            </w:tcBorders>
+            <w:tcMar>
+              <w:top w:type="dxa" w:w="40"/>
+              <w:left w:type="dxa" w:w="80"/>
+              <w:bottom w:type="dxa" w:w="40"/>
+              <w:right w:type="dxa" w:w="80"/>
+            </w:tcMar>
+          </w:tcPr>
+          <w:p>
+            <w:pPr>
+              <w:jc w:val="right"/>
+            </w:pPr>
+            <w:r>
+              <w:rPr>
+                <w:rFonts w:ascii="Times New Roman" w:cs="Times New Roman" w:eastAsia="Times New Roman" w:hAnsi="Times New Roman"/>
+                <w:b w:val="false"/>
+                <w:bCs w:val="false"/>
+                <w:sz w:val="20"/>
+                <w:szCs w:val="20"/>
+              </w:rPr>
+              <w:t xml:space="preserve">1</w:t>
+            </w:r>
+          </w:p>
+        </w:tc>
+        <w:tc>
+          <w:tcPr>
+            <w:tcW w:type="dxa" w:w="900"/>
+            <w:tcBorders>
+              <w:top w:val="single" w:color="808080" w:sz="4"/>
+              <w:left w:val="single" w:color="808080" w:sz="4"/>
+              <w:bottom w:val="single" w:color="808080" w:sz="4"/>
+              <w:right w:val="single" w:color="808080" w:sz="4"/>
+            </w:tcBorders>
+            <w:tcMar>
+              <w:top w:type="dxa" w:w="40"/>
+              <w:left w:type="dxa" w:w="80"/>
+              <w:bottom w:type="dxa" w:w="40"/>
+              <w:right w:type="dxa" w:w="80"/>
+            </w:tcMar>
+          </w:tcPr>
+          <w:p>
+            <w:pPr>
+              <w:jc w:val="right"/>
+            </w:pPr>
+            <w:r>
+              <w:rPr>
+                <w:rFonts w:ascii="Times New Roman" w:cs="Times New Roman" w:eastAsia="Times New Roman" w:hAnsi="Times New Roman"/>
+                <w:b w:val="false"/>
+                <w:bCs w:val="false"/>
+                <w:sz w:val="20"/>
+                <w:szCs w:val="20"/>
+              </w:rPr>
+              <w:t xml:space="preserve">0</w:t>
+            </w:r>
+          </w:p>
+        </w:tc>
+        <w:tc>
+          <w:tcPr>
+            <w:tcW w:type="dxa" w:w="900"/>
+            <w:tcBorders>
+              <w:top w:val="single" w:color="808080" w:sz="4"/>
+              <w:left w:val="single" w:color="808080" w:sz="4"/>
+              <w:bottom w:val="single" w:color="808080" w:sz="4"/>
+              <w:right w:val="single" w:color="808080" w:sz="4"/>
+            </w:tcBorders>
+            <w:tcMar>
+              <w:top w:type="dxa" w:w="40"/>
+              <w:left w:type="dxa" w:w="80"/>
+              <w:bottom w:type="dxa" w:w="40"/>
+              <w:right w:type="dxa" w:w="80"/>
+            </w:tcMar>
+          </w:tcPr>
+          <w:p>
+            <w:pPr>
+              <w:jc w:val="right"/>
+            </w:pPr>
+            <w:r>
+              <w:rPr>
+                <w:rFonts w:ascii="Times New Roman" w:cs="Times New Roman" w:eastAsia="Times New Roman" w:hAnsi="Times New Roman"/>
+                <w:b w:val="false"/>
+                <w:bCs w:val="false"/>
+                <w:sz w:val="20"/>
+                <w:szCs w:val="20"/>
+              </w:rPr>
+              <w:t xml:space="preserve">6</w:t>
+            </w:r>
+          </w:p>
+        </w:tc>
+        <w:tc>
+          <w:tcPr>
+            <w:tcW w:type="dxa" w:w="900"/>
+            <w:tcBorders>
+              <w:top w:val="single" w:color="808080" w:sz="4"/>
+              <w:left w:val="single" w:color="808080" w:sz="4"/>
+              <w:bottom w:val="single" w:color="808080" w:sz="4"/>
+              <w:right w:val="single" w:color="808080" w:sz="4"/>
+            </w:tcBorders>
+            <w:tcMar>
+              <w:top w:type="dxa" w:w="40"/>
+              <w:left w:type="dxa" w:w="80"/>
+              <w:bottom w:type="dxa" w:w="40"/>
+              <w:right w:type="dxa" w:w="80"/>
+            </w:tcMar>
+          </w:tcPr>
+          <w:p>
+            <w:pPr>
+              <w:jc w:val="right"/>
+            </w:pPr>
+            <w:r>
+              <w:rPr>
+                <w:rFonts w:ascii="Times New Roman" w:cs="Times New Roman" w:eastAsia="Times New Roman" w:hAnsi="Times New Roman"/>
+                <w:b w:val="false"/>
+                <w:bCs w:val="false"/>
+                <w:sz w:val="20"/>
+                <w:szCs w:val="20"/>
+              </w:rPr>
+              <w:t xml:space="preserve">6</w:t>
+            </w:r>
+          </w:p>
+        </w:tc>
+        <w:tc>
+          <w:tcPr>
+            <w:tcW w:type="dxa" w:w="2738"/>
+            <w:tcBorders>
+              <w:top w:val="single" w:color="808080" w:sz="4"/>
+              <w:left w:val="single" w:color="808080" w:sz="4"/>
+              <w:bottom w:val="single" w:color="808080" w:sz="4"/>
+              <w:right w:val="single" w:color="808080" w:sz="4"/>
+            </w:tcBorders>
+            <w:tcMar>
+              <w:top w:type="dxa" w:w="40"/>
+              <w:left w:type="dxa" w:w="80"/>
+              <w:bottom w:type="dxa" w:w="40"/>
+              <w:right w:type="dxa" w:w="80"/>
+            </w:tcMar>
+          </w:tcPr>
+          <w:p>
+            <w:pPr>
+              <w:jc w:val="left"/>
+            </w:pPr>
+            <w:r>
+              <w:rPr>
+                <w:rFonts w:ascii="Times New Roman" w:cs="Times New Roman" w:eastAsia="Times New Roman" w:hAnsi="Times New Roman"/>
+                <w:b w:val="false"/>
+                <w:bCs w:val="false"/>
+                <w:sz w:val="20"/>
+                <w:szCs w:val="20"/>
+              </w:rPr>
+              <w:t xml:space="preserve">Места для верхней одежды</w:t>
+            </w:r>
+          </w:p>
+        </w:tc>
+      </w:tr>
+      <w:tr>
+        <w:trPr>
+          <w:tblHeader w:val="false"/>
+        </w:trPr>
+        <w:tc>
+          <w:tcPr>
+            <w:tcW w:type="dxa" w:w="3300"/>
+            <w:tcBorders>
+              <w:top w:val="single" w:color="808080" w:sz="4"/>
+              <w:left w:val="single" w:color="808080" w:sz="4"/>
+              <w:bottom w:val="single" w:color="808080" w:sz="4"/>
+              <w:right w:val="single" w:color="808080" w:sz="4"/>
+            </w:tcBorders>
             <w:shd w:fill="FCE4D6" w:color="auto" w:val="clear"/>
             <w:tcMar>
               <w:top w:type="dxa" w:w="40"/>
@@ -4181,7 +5165,7 @@
                 <w:sz w:val="20"/>
                 <w:szCs w:val="20"/>
               </w:rPr>
-              <w:t xml:space="preserve">156</w:t>
+              <w:t xml:space="preserve">174</w:t>
             </w:r>
           </w:p>
         </w:tc>
@@ -4239,7 +5223,7 @@
           <w:sz w:val="24"/>
           <w:szCs w:val="24"/>
         </w:rPr>
-        <w:t xml:space="preserve">Рекомендуемая площадь: около 155-160 м². </w:t>
+        <w:t xml:space="preserve">Требуемая площадь учебного класса: 175 м² (с подсобным помещением и гардеробом). </w:t>
       </w:r>
       <w:r>
         <w:rPr>
@@ -4247,7 +5231,7 @@
           <w:sz w:val="24"/>
           <w:szCs w:val="24"/>
         </w:rPr>
-        <w:t xml:space="preserve">Минимально допустимый вариант: 126 м² (зона проверки знаний совмещена с лекционной). Кабинет службы охраны труда (рабочие места специалистов) является отдельным помещением и в расчёт не входит.</w:t>
+        <w:t xml:space="preserve">Минимально допустимо: 144 м² (зона проверки знаний совмещена с лекционной); меньшая площадь не позволит проводить практику по первой помощи, СИЗ и работам на высоте одновременно с теорией. Кабинет службы охраны труда (рабочие места специалистов) является отдельным помещением и в расчёт не входит.</w:t>
       </w:r>
     </w:p>
     <w:p>
@@ -4320,7 +5304,36 @@
           <w:sz w:val="24"/>
           <w:szCs w:val="24"/>
         </w:rPr>
-        <w:t xml:space="preserve">Высота потолка не менее 3 м; прямоугольная форма без колонн в практической зоне.</w:t>
+        <w:t xml:space="preserve">Высота потолка не менее 3 м, в зоне работ на высоте не менее 3,5 м; прямоугольная форма без колонн в практической зоне.</w:t>
+      </w:r>
+    </w:p>
+    <w:p>
+      <w:pPr>
+        <w:pStyle w:val="ListParagraph"/>
+        <w:numPr>
+          <w:ilvl w:val="0"/>
+          <w:numId w:val="2"/>
+        </w:numPr>
+        <w:spacing w:after="60"/>
+        <w:jc w:val="both"/>
+      </w:pPr>
+      <w:r>
+        <w:rPr>
+          <w:rFonts w:ascii="Times New Roman" w:cs="Times New Roman" w:eastAsia="Times New Roman" w:hAnsi="Times New Roman"/>
+          <w:b/>
+          <w:bCs/>
+          <w:sz w:val="24"/>
+          <w:szCs w:val="24"/>
+        </w:rPr>
+        <w:t xml:space="preserve">Закладная анкерная точка в перекрытии или стене (не менее 12 кН) в зоне работ на высоте: </w:t>
+      </w:r>
+      <w:r>
+        <w:rPr>
+          <w:rFonts w:ascii="Times New Roman" w:cs="Times New Roman" w:eastAsia="Times New Roman" w:hAnsi="Times New Roman"/>
+          <w:sz w:val="24"/>
+          <w:szCs w:val="24"/>
+        </w:rPr>
+        <w:t xml:space="preserve">закладывается на стадии проекта, после отделки выполнить сложно.</w:t>
       </w:r>
     </w:p>
     <w:p>
@@ -4466,7 +5479,7 @@
           <w:sz w:val="24"/>
           <w:szCs w:val="24"/>
         </w:rPr>
-        <w:t xml:space="preserve">Полный перечень (63 позиции) с количеством, ценой и обоснованием приведён в Приложении (лист «Смета»). Ниже ключевой состав.</w:t>
+        <w:t xml:space="preserve">Полный перечень (68 позиций) с количеством, ценой и обоснованием приведён в Приложении (лист «Смета»). Ниже ключевой состав.</w:t>
       </w:r>
     </w:p>
     <w:tbl>
@@ -4897,6 +5910,144 @@
                 <w:szCs w:val="20"/>
               </w:rPr>
               <w:t xml:space="preserve">Комплект LOTO для станков и насосов, учебный макет защитных устройств станка ЧПУ, 4-канальный газоанализатор, учебные огнетушители, знаки безопасности, ограждение, сигнальные ленты, стенд по электробезопасности, стенд по экологии и обращению с отходами</w:t>
+            </w:r>
+          </w:p>
+        </w:tc>
+      </w:tr>
+      <w:tr>
+        <w:trPr>
+          <w:tblHeader w:val="false"/>
+        </w:trPr>
+        <w:tc>
+          <w:tcPr>
+            <w:tcW w:type="dxa" w:w="2400"/>
+            <w:tcBorders>
+              <w:top w:val="single" w:color="808080" w:sz="4"/>
+              <w:left w:val="single" w:color="808080" w:sz="4"/>
+              <w:bottom w:val="single" w:color="808080" w:sz="4"/>
+              <w:right w:val="single" w:color="808080" w:sz="4"/>
+            </w:tcBorders>
+            <w:tcMar>
+              <w:top w:type="dxa" w:w="40"/>
+              <w:left w:type="dxa" w:w="80"/>
+              <w:bottom w:type="dxa" w:w="40"/>
+              <w:right w:type="dxa" w:w="80"/>
+            </w:tcMar>
+          </w:tcPr>
+          <w:p>
+            <w:pPr>
+              <w:jc w:val="left"/>
+            </w:pPr>
+            <w:r>
+              <w:rPr>
+                <w:rFonts w:ascii="Times New Roman" w:cs="Times New Roman" w:eastAsia="Times New Roman" w:hAnsi="Times New Roman"/>
+                <w:b w:val="false"/>
+                <w:bCs w:val="false"/>
+                <w:sz w:val="20"/>
+                <w:szCs w:val="20"/>
+              </w:rPr>
+              <w:t xml:space="preserve">Практика: работы на высоте</w:t>
+            </w:r>
+          </w:p>
+        </w:tc>
+        <w:tc>
+          <w:tcPr>
+            <w:tcW w:type="dxa" w:w="7238"/>
+            <w:tcBorders>
+              <w:top w:val="single" w:color="808080" w:sz="4"/>
+              <w:left w:val="single" w:color="808080" w:sz="4"/>
+              <w:bottom w:val="single" w:color="808080" w:sz="4"/>
+              <w:right w:val="single" w:color="808080" w:sz="4"/>
+            </w:tcBorders>
+            <w:tcMar>
+              <w:top w:type="dxa" w:w="40"/>
+              <w:left w:type="dxa" w:w="80"/>
+              <w:bottom w:type="dxa" w:w="40"/>
+              <w:right w:type="dxa" w:w="80"/>
+            </w:tcMar>
+          </w:tcPr>
+          <w:p>
+            <w:pPr>
+              <w:jc w:val="left"/>
+            </w:pPr>
+            <w:r>
+              <w:rPr>
+                <w:rFonts w:ascii="Times New Roman" w:cs="Times New Roman" w:eastAsia="Times New Roman" w:hAnsi="Times New Roman"/>
+                <w:b w:val="false"/>
+                <w:bCs w:val="false"/>
+                <w:sz w:val="20"/>
+                <w:szCs w:val="20"/>
+              </w:rPr>
+              <w:t xml:space="preserve">Учебный стенд с анкерной линией и точкой крепления, 2 комплекта СИЗ от падения (удерживающая и страховочная системы, стропы с амортизатором, СЗС ползункового типа), каски с подбородочным ремнём</w:t>
+            </w:r>
+          </w:p>
+        </w:tc>
+      </w:tr>
+      <w:tr>
+        <w:trPr>
+          <w:tblHeader w:val="false"/>
+        </w:trPr>
+        <w:tc>
+          <w:tcPr>
+            <w:tcW w:type="dxa" w:w="2400"/>
+            <w:tcBorders>
+              <w:top w:val="single" w:color="808080" w:sz="4"/>
+              <w:left w:val="single" w:color="808080" w:sz="4"/>
+              <w:bottom w:val="single" w:color="808080" w:sz="4"/>
+              <w:right w:val="single" w:color="808080" w:sz="4"/>
+            </w:tcBorders>
+            <w:tcMar>
+              <w:top w:type="dxa" w:w="40"/>
+              <w:left w:type="dxa" w:w="80"/>
+              <w:bottom w:type="dxa" w:w="40"/>
+              <w:right w:type="dxa" w:w="80"/>
+            </w:tcMar>
+          </w:tcPr>
+          <w:p>
+            <w:pPr>
+              <w:jc w:val="left"/>
+            </w:pPr>
+            <w:r>
+              <w:rPr>
+                <w:rFonts w:ascii="Times New Roman" w:cs="Times New Roman" w:eastAsia="Times New Roman" w:hAnsi="Times New Roman"/>
+                <w:b w:val="false"/>
+                <w:bCs w:val="false"/>
+                <w:sz w:val="20"/>
+                <w:szCs w:val="20"/>
+              </w:rPr>
+              <w:t xml:space="preserve">Практика: электробезопасность</w:t>
+            </w:r>
+          </w:p>
+        </w:tc>
+        <w:tc>
+          <w:tcPr>
+            <w:tcW w:type="dxa" w:w="7238"/>
+            <w:tcBorders>
+              <w:top w:val="single" w:color="808080" w:sz="4"/>
+              <w:left w:val="single" w:color="808080" w:sz="4"/>
+              <w:bottom w:val="single" w:color="808080" w:sz="4"/>
+              <w:right w:val="single" w:color="808080" w:sz="4"/>
+            </w:tcBorders>
+            <w:tcMar>
+              <w:top w:type="dxa" w:w="40"/>
+              <w:left w:type="dxa" w:w="80"/>
+              <w:bottom w:type="dxa" w:w="40"/>
+              <w:right w:type="dxa" w:w="80"/>
+            </w:tcMar>
+          </w:tcPr>
+          <w:p>
+            <w:pPr>
+              <w:jc w:val="left"/>
+            </w:pPr>
+            <w:r>
+              <w:rPr>
+                <w:rFonts w:ascii="Times New Roman" w:cs="Times New Roman" w:eastAsia="Times New Roman" w:hAnsi="Times New Roman"/>
+                <w:b w:val="false"/>
+                <w:bCs w:val="false"/>
+                <w:sz w:val="20"/>
+                <w:szCs w:val="20"/>
+              </w:rPr>
+              <w:t xml:space="preserve">Стенд-макет по ЭБ, диэлектрические перчатки, боты, коврик, указатель напряжения, штанга изолирующая, переносное заземление, инструмент с изолирующими рукоятками, плакаты</w:t>
             </w:r>
           </w:p>
         </w:tc>
@@ -5754,7 +6905,7 @@
                 <w:sz w:val="20"/>
                 <w:szCs w:val="20"/>
               </w:rPr>
-              <w:t xml:space="preserve">300 000</w:t>
+              <w:t xml:space="preserve">420 000</w:t>
             </w:r>
           </w:p>
         </w:tc>
@@ -5786,7 +6937,7 @@
                 <w:sz w:val="20"/>
                 <w:szCs w:val="20"/>
               </w:rPr>
-              <w:t xml:space="preserve">475 000</w:t>
+              <w:t xml:space="preserve">540 000</w:t>
             </w:r>
           </w:p>
         </w:tc>
@@ -5818,7 +6969,7 @@
                 <w:sz w:val="20"/>
                 <w:szCs w:val="20"/>
               </w:rPr>
-              <w:t xml:space="preserve">475 000</w:t>
+              <w:t xml:space="preserve">540 000</w:t>
             </w:r>
           </w:p>
         </w:tc>
@@ -5887,7 +7038,7 @@
                 <w:sz w:val="20"/>
                 <w:szCs w:val="20"/>
               </w:rPr>
-              <w:t xml:space="preserve">328 000</w:t>
+              <w:t xml:space="preserve">673 000</w:t>
             </w:r>
           </w:p>
         </w:tc>
@@ -5919,7 +7070,7 @@
                 <w:sz w:val="20"/>
                 <w:szCs w:val="20"/>
               </w:rPr>
-              <w:t xml:space="preserve">658 000</w:t>
+              <w:t xml:space="preserve">938 000</w:t>
             </w:r>
           </w:p>
         </w:tc>
@@ -5951,7 +7102,7 @@
                 <w:sz w:val="20"/>
                 <w:szCs w:val="20"/>
               </w:rPr>
-              <w:t xml:space="preserve">908 000</w:t>
+              <w:t xml:space="preserve">1 188 000</w:t>
             </w:r>
           </w:p>
         </w:tc>
@@ -6020,7 +7171,7 @@
                 <w:sz w:val="20"/>
                 <w:szCs w:val="20"/>
               </w:rPr>
-              <w:t xml:space="preserve">81 000</w:t>
+              <w:t xml:space="preserve">335 000</w:t>
             </w:r>
           </w:p>
         </w:tc>
@@ -6052,7 +7203,7 @@
                 <w:sz w:val="20"/>
                 <w:szCs w:val="20"/>
               </w:rPr>
-              <w:t xml:space="preserve">81 000</w:t>
+              <w:t xml:space="preserve">335 000</w:t>
             </w:r>
           </w:p>
         </w:tc>
@@ -6084,7 +7235,7 @@
                 <w:sz w:val="20"/>
                 <w:szCs w:val="20"/>
               </w:rPr>
-              <w:t xml:space="preserve">81 000</w:t>
+              <w:t xml:space="preserve">335 000</w:t>
             </w:r>
           </w:p>
         </w:tc>
@@ -6153,7 +7304,7 @@
                 <w:sz w:val="20"/>
                 <w:szCs w:val="20"/>
               </w:rPr>
-              <w:t xml:space="preserve">4 209 500</w:t>
+              <w:t xml:space="preserve">4 928 500</w:t>
             </w:r>
           </w:p>
         </w:tc>
@@ -6185,7 +7336,7 @@
                 <w:sz w:val="20"/>
                 <w:szCs w:val="20"/>
               </w:rPr>
-              <w:t xml:space="preserve">5 214 500</w:t>
+              <w:t xml:space="preserve">5 813 500</w:t>
             </w:r>
           </w:p>
         </w:tc>
@@ -6217,7 +7368,7 @@
                 <w:sz w:val="20"/>
                 <w:szCs w:val="20"/>
               </w:rPr>
-              <w:t xml:space="preserve">9 014 500</w:t>
+              <w:t xml:space="preserve">9 613 500</w:t>
             </w:r>
           </w:p>
         </w:tc>
@@ -6286,7 +7437,7 @@
                 <w:sz w:val="20"/>
                 <w:szCs w:val="20"/>
               </w:rPr>
-              <w:t xml:space="preserve">336 760</w:t>
+              <w:t xml:space="preserve">394 280</w:t>
             </w:r>
           </w:p>
         </w:tc>
@@ -6318,7 +7469,7 @@
                 <w:sz w:val="20"/>
                 <w:szCs w:val="20"/>
               </w:rPr>
-              <w:t xml:space="preserve">417 160</w:t>
+              <w:t xml:space="preserve">465 080</w:t>
             </w:r>
           </w:p>
         </w:tc>
@@ -6350,7 +7501,7 @@
                 <w:sz w:val="20"/>
                 <w:szCs w:val="20"/>
               </w:rPr>
-              <w:t xml:space="preserve">721 160</w:t>
+              <w:t xml:space="preserve">769 080</w:t>
             </w:r>
           </w:p>
         </w:tc>
@@ -6419,7 +7570,7 @@
                 <w:sz w:val="20"/>
                 <w:szCs w:val="20"/>
               </w:rPr>
-              <w:t xml:space="preserve">4 546 260</w:t>
+              <w:t xml:space="preserve">5 322 780</w:t>
             </w:r>
           </w:p>
         </w:tc>
@@ -6451,7 +7602,7 @@
                 <w:sz w:val="20"/>
                 <w:szCs w:val="20"/>
               </w:rPr>
-              <w:t xml:space="preserve">5 631 660</w:t>
+              <w:t xml:space="preserve">6 278 580</w:t>
             </w:r>
           </w:p>
         </w:tc>
@@ -6483,7 +7634,7 @@
                 <w:sz w:val="20"/>
                 <w:szCs w:val="20"/>
               </w:rPr>
-              <w:t xml:space="preserve">9 735 660</w:t>
+              <w:t xml:space="preserve">10 382 580</w:t>
             </w:r>
           </w:p>
         </w:tc>
@@ -6552,7 +7703,7 @@
                 <w:sz w:val="20"/>
                 <w:szCs w:val="20"/>
               </w:rPr>
-              <w:t xml:space="preserve">454 626</w:t>
+              <w:t xml:space="preserve">532 278</w:t>
             </w:r>
           </w:p>
         </w:tc>
@@ -6584,7 +7735,7 @@
                 <w:sz w:val="20"/>
                 <w:szCs w:val="20"/>
               </w:rPr>
-              <w:t xml:space="preserve">563 166</w:t>
+              <w:t xml:space="preserve">627 858</w:t>
             </w:r>
           </w:p>
         </w:tc>
@@ -6616,7 +7767,7 @@
                 <w:sz w:val="20"/>
                 <w:szCs w:val="20"/>
               </w:rPr>
-              <w:t xml:space="preserve">973 566</w:t>
+              <w:t xml:space="preserve">1 038 258</w:t>
             </w:r>
           </w:p>
         </w:tc>
@@ -6687,7 +7838,7 @@
                 <w:sz w:val="20"/>
                 <w:szCs w:val="20"/>
               </w:rPr>
-              <w:t xml:space="preserve">5 000 886</w:t>
+              <w:t xml:space="preserve">5 855 058</w:t>
             </w:r>
           </w:p>
         </w:tc>
@@ -6720,7 +7871,7 @@
                 <w:sz w:val="20"/>
                 <w:szCs w:val="20"/>
               </w:rPr>
-              <w:t xml:space="preserve">6 194 826</w:t>
+              <w:t xml:space="preserve">6 906 438</w:t>
             </w:r>
           </w:p>
         </w:tc>
@@ -6753,7 +7904,7 @@
                 <w:sz w:val="20"/>
                 <w:szCs w:val="20"/>
               </w:rPr>
-              <w:t xml:space="preserve">10 709 226</w:t>
+              <w:t xml:space="preserve">11 420 838</w:t>
             </w:r>
           </w:p>
         </w:tc>
@@ -6790,7 +7941,7 @@
           <w:sz w:val="24"/>
           <w:szCs w:val="24"/>
         </w:rPr>
-        <w:t xml:space="preserve">минимум для самостоятельного обучения по ПП № 2464 (места обучения, практика ПП и СИЗ, СДО).</w:t>
+        <w:t xml:space="preserve">минимум для самостоятельного обучения по ПП № 2464, включая работы на высоте, электробезопасность, подготовку преподавателей и разработку программ.</w:t>
       </w:r>
     </w:p>
     <w:p>
@@ -6923,7 +8074,7 @@
           <w:sz w:val="24"/>
           <w:szCs w:val="24"/>
         </w:rPr>
-        <w:t xml:space="preserve">заложить в бюджет 2027 г. оптимальный вариант в размере 6 194 826 (шесть миллионов сто девяносто четыре тысячи восемьсот двадцать шесть) рублей с НДС. VR-комплекс и интерактивную панель рассмотреть отдельной статьёй на 2028 г. после первого года работы класса.</w:t>
+        <w:t xml:space="preserve">заложить в бюджет 2027 г. оптимальный вариант в размере 6 906 438 (шесть миллионов девятьсот шесть тысяч четыреста тридцать восемь) рублей с НДС. VR-комплекс и интерактивную панель рассмотреть отдельной статьёй на 2028 г. после первого года работы класса.</w:t>
       </w:r>
     </w:p>
     <w:p>
@@ -7051,7 +8202,7 @@
           <w:sz w:val="24"/>
           <w:szCs w:val="24"/>
         </w:rPr>
-        <w:t xml:space="preserve">СИЗОД всех применяемых видов, каски с подбородочным ремнём, диэлектрические средства защиты (при наличии электротехнического персонала).</w:t>
+        <w:t xml:space="preserve">СИЗОД всех применяемых видов; страховочные системы и каски с подбородочным ремнём (работы на высоте); диэлектрические средства защиты (электротехнический персонал).</w:t>
       </w:r>
     </w:p>
     <w:p>
@@ -7143,7 +8294,7 @@
           <w:sz w:val="24"/>
           <w:szCs w:val="24"/>
         </w:rPr>
-        <w:t xml:space="preserve">Включить при подтверждении работ в ограниченных пространствах (приямки насосных, ёмкости, вентиляционные камеры) или на высоте.</w:t>
+        <w:t xml:space="preserve">Включить при подтверждении работ в ограниченных пространствах (приямки насосных, ёмкости, вентиляционные камеры).</w:t>
       </w:r>
     </w:p>
     <w:p>
@@ -7160,7 +8311,640 @@
           <w:sz w:val="26"/>
           <w:szCs w:val="26"/>
         </w:rPr>
-        <w:t xml:space="preserve">8. График реализации</w:t>
+        <w:t xml:space="preserve">8. Переход на самостоятельное обучение</w:t>
+      </w:r>
+    </w:p>
+    <w:p>
+      <w:pPr>
+        <w:spacing w:after="120" w:line="276"/>
+        <w:ind w:firstLine="567"/>
+        <w:jc w:val="both"/>
+      </w:pPr>
+      <w:r>
+        <w:rPr>
+          <w:rFonts w:ascii="Times New Roman" w:cs="Times New Roman" w:eastAsia="Times New Roman" w:hAnsi="Times New Roman"/>
+          <w:sz w:val="24"/>
+          <w:szCs w:val="24"/>
+        </w:rPr>
+        <w:t xml:space="preserve">Условия самостоятельного обучения по ПП РФ № 2464 и что для этого предусмотрено:</w:t>
+      </w:r>
+    </w:p>
+    <w:tbl>
+      <w:tblPr>
+        <w:tblW w:type="dxa" w:w="9638"/>
+        <w:tblBorders>
+          <w:top w:val="single" w:color="auto" w:sz="4"/>
+          <w:left w:val="single" w:color="auto" w:sz="4"/>
+          <w:bottom w:val="single" w:color="auto" w:sz="4"/>
+          <w:right w:val="single" w:color="auto" w:sz="4"/>
+          <w:insideH w:val="single" w:color="auto" w:sz="4"/>
+          <w:insideV w:val="single" w:color="auto" w:sz="4"/>
+        </w:tblBorders>
+      </w:tblPr>
+      <w:tblGrid>
+        <w:gridCol w:w="3400"/>
+        <w:gridCol w:w="6238"/>
+      </w:tblGrid>
+      <w:tr>
+        <w:trPr>
+          <w:tblHeader/>
+        </w:trPr>
+        <w:tc>
+          <w:tcPr>
+            <w:tcW w:type="dxa" w:w="3400"/>
+            <w:tcBorders>
+              <w:top w:val="single" w:color="808080" w:sz="4"/>
+              <w:left w:val="single" w:color="808080" w:sz="4"/>
+              <w:bottom w:val="single" w:color="808080" w:sz="4"/>
+              <w:right w:val="single" w:color="808080" w:sz="4"/>
+            </w:tcBorders>
+            <w:shd w:fill="D9E1F2" w:color="auto" w:val="clear"/>
+            <w:tcMar>
+              <w:top w:type="dxa" w:w="40"/>
+              <w:left w:type="dxa" w:w="80"/>
+              <w:bottom w:type="dxa" w:w="40"/>
+              <w:right w:type="dxa" w:w="80"/>
+            </w:tcMar>
+          </w:tcPr>
+          <w:p>
+            <w:pPr>
+              <w:jc w:val="center"/>
+            </w:pPr>
+            <w:r>
+              <w:rPr>
+                <w:rFonts w:ascii="Times New Roman" w:cs="Times New Roman" w:eastAsia="Times New Roman" w:hAnsi="Times New Roman"/>
+                <w:b/>
+                <w:bCs/>
+                <w:sz w:val="20"/>
+                <w:szCs w:val="20"/>
+              </w:rPr>
+              <w:t xml:space="preserve">Условие</w:t>
+            </w:r>
+          </w:p>
+        </w:tc>
+        <w:tc>
+          <w:tcPr>
+            <w:tcW w:type="dxa" w:w="6238"/>
+            <w:tcBorders>
+              <w:top w:val="single" w:color="808080" w:sz="4"/>
+              <w:left w:val="single" w:color="808080" w:sz="4"/>
+              <w:bottom w:val="single" w:color="808080" w:sz="4"/>
+              <w:right w:val="single" w:color="808080" w:sz="4"/>
+            </w:tcBorders>
+            <w:shd w:fill="D9E1F2" w:color="auto" w:val="clear"/>
+            <w:tcMar>
+              <w:top w:type="dxa" w:w="40"/>
+              <w:left w:type="dxa" w:w="80"/>
+              <w:bottom w:type="dxa" w:w="40"/>
+              <w:right w:type="dxa" w:w="80"/>
+            </w:tcMar>
+          </w:tcPr>
+          <w:p>
+            <w:pPr>
+              <w:jc w:val="center"/>
+            </w:pPr>
+            <w:r>
+              <w:rPr>
+                <w:rFonts w:ascii="Times New Roman" w:cs="Times New Roman" w:eastAsia="Times New Roman" w:hAnsi="Times New Roman"/>
+                <w:b/>
+                <w:bCs/>
+                <w:sz w:val="20"/>
+                <w:szCs w:val="20"/>
+              </w:rPr>
+              <w:t xml:space="preserve">Что предусмотрено</w:t>
+            </w:r>
+          </w:p>
+        </w:tc>
+      </w:tr>
+      <w:tr>
+        <w:trPr>
+          <w:tblHeader w:val="false"/>
+        </w:trPr>
+        <w:tc>
+          <w:tcPr>
+            <w:tcW w:type="dxa" w:w="3400"/>
+            <w:tcBorders>
+              <w:top w:val="single" w:color="808080" w:sz="4"/>
+              <w:left w:val="single" w:color="808080" w:sz="4"/>
+              <w:bottom w:val="single" w:color="808080" w:sz="4"/>
+              <w:right w:val="single" w:color="808080" w:sz="4"/>
+            </w:tcBorders>
+            <w:tcMar>
+              <w:top w:type="dxa" w:w="40"/>
+              <w:left w:type="dxa" w:w="80"/>
+              <w:bottom w:type="dxa" w:w="40"/>
+              <w:right w:type="dxa" w:w="80"/>
+            </w:tcMar>
+          </w:tcPr>
+          <w:p>
+            <w:pPr>
+              <w:jc w:val="left"/>
+            </w:pPr>
+            <w:r>
+              <w:rPr>
+                <w:rFonts w:ascii="Times New Roman" w:cs="Times New Roman" w:eastAsia="Times New Roman" w:hAnsi="Times New Roman"/>
+                <w:b w:val="false"/>
+                <w:bCs w:val="false"/>
+                <w:sz w:val="20"/>
+                <w:szCs w:val="20"/>
+              </w:rPr>
+              <w:t xml:space="preserve">Места обучения, оборудование, ТСО (п. 96-97)</w:t>
+            </w:r>
+          </w:p>
+        </w:tc>
+        <w:tc>
+          <w:tcPr>
+            <w:tcW w:type="dxa" w:w="6238"/>
+            <w:tcBorders>
+              <w:top w:val="single" w:color="808080" w:sz="4"/>
+              <w:left w:val="single" w:color="808080" w:sz="4"/>
+              <w:bottom w:val="single" w:color="808080" w:sz="4"/>
+              <w:right w:val="single" w:color="808080" w:sz="4"/>
+            </w:tcBorders>
+            <w:tcMar>
+              <w:top w:type="dxa" w:w="40"/>
+              <w:left w:type="dxa" w:w="80"/>
+              <w:bottom w:type="dxa" w:w="40"/>
+              <w:right w:type="dxa" w:w="80"/>
+            </w:tcMar>
+          </w:tcPr>
+          <w:p>
+            <w:pPr>
+              <w:jc w:val="left"/>
+            </w:pPr>
+            <w:r>
+              <w:rPr>
+                <w:rFonts w:ascii="Times New Roman" w:cs="Times New Roman" w:eastAsia="Times New Roman" w:hAnsi="Times New Roman"/>
+                <w:b w:val="false"/>
+                <w:bCs w:val="false"/>
+                <w:sz w:val="20"/>
+                <w:szCs w:val="20"/>
+              </w:rPr>
+              <w:t xml:space="preserve">Учебный класс 175 м², 24 места, 6 АРМ, практические зоны (разделы 4-5)</w:t>
+            </w:r>
+          </w:p>
+        </w:tc>
+      </w:tr>
+      <w:tr>
+        <w:trPr>
+          <w:tblHeader w:val="false"/>
+        </w:trPr>
+        <w:tc>
+          <w:tcPr>
+            <w:tcW w:type="dxa" w:w="3400"/>
+            <w:tcBorders>
+              <w:top w:val="single" w:color="808080" w:sz="4"/>
+              <w:left w:val="single" w:color="808080" w:sz="4"/>
+              <w:bottom w:val="single" w:color="808080" w:sz="4"/>
+              <w:right w:val="single" w:color="808080" w:sz="4"/>
+            </w:tcBorders>
+            <w:tcMar>
+              <w:top w:type="dxa" w:w="40"/>
+              <w:left w:type="dxa" w:w="80"/>
+              <w:bottom w:type="dxa" w:w="40"/>
+              <w:right w:type="dxa" w:w="80"/>
+            </w:tcMar>
+          </w:tcPr>
+          <w:p>
+            <w:pPr>
+              <w:jc w:val="left"/>
+            </w:pPr>
+            <w:r>
+              <w:rPr>
+                <w:rFonts w:ascii="Times New Roman" w:cs="Times New Roman" w:eastAsia="Times New Roman" w:hAnsi="Times New Roman"/>
+                <w:b w:val="false"/>
+                <w:bCs w:val="false"/>
+                <w:sz w:val="20"/>
+                <w:szCs w:val="20"/>
+              </w:rPr>
+              <w:t xml:space="preserve">Не менее 2 лиц, проводящих обучение (п. 96)</w:t>
+            </w:r>
+          </w:p>
+        </w:tc>
+        <w:tc>
+          <w:tcPr>
+            <w:tcW w:type="dxa" w:w="6238"/>
+            <w:tcBorders>
+              <w:top w:val="single" w:color="808080" w:sz="4"/>
+              <w:left w:val="single" w:color="808080" w:sz="4"/>
+              <w:bottom w:val="single" w:color="808080" w:sz="4"/>
+              <w:right w:val="single" w:color="808080" w:sz="4"/>
+            </w:tcBorders>
+            <w:tcMar>
+              <w:top w:type="dxa" w:w="40"/>
+              <w:left w:type="dxa" w:w="80"/>
+              <w:bottom w:type="dxa" w:w="40"/>
+              <w:right w:type="dxa" w:w="80"/>
+            </w:tcMar>
+          </w:tcPr>
+          <w:p>
+            <w:pPr>
+              <w:jc w:val="left"/>
+            </w:pPr>
+            <w:r>
+              <w:rPr>
+                <w:rFonts w:ascii="Times New Roman" w:cs="Times New Roman" w:eastAsia="Times New Roman" w:hAnsi="Times New Roman"/>
+                <w:b w:val="false"/>
+                <w:bCs w:val="false"/>
+                <w:sz w:val="20"/>
+                <w:szCs w:val="20"/>
+              </w:rPr>
+              <w:t xml:space="preserve">Обучение 3 преподавателей первой помощи, 5 преподавателей и членов комиссии по программам А, Б, В (смета, раздел 7)</w:t>
+            </w:r>
+          </w:p>
+        </w:tc>
+      </w:tr>
+      <w:tr>
+        <w:trPr>
+          <w:tblHeader w:val="false"/>
+        </w:trPr>
+        <w:tc>
+          <w:tcPr>
+            <w:tcW w:type="dxa" w:w="3400"/>
+            <w:tcBorders>
+              <w:top w:val="single" w:color="808080" w:sz="4"/>
+              <w:left w:val="single" w:color="808080" w:sz="4"/>
+              <w:bottom w:val="single" w:color="808080" w:sz="4"/>
+              <w:right w:val="single" w:color="808080" w:sz="4"/>
+            </w:tcBorders>
+            <w:tcMar>
+              <w:top w:type="dxa" w:w="40"/>
+              <w:left w:type="dxa" w:w="80"/>
+              <w:bottom w:type="dxa" w:w="40"/>
+              <w:right w:type="dxa" w:w="80"/>
+            </w:tcMar>
+          </w:tcPr>
+          <w:p>
+            <w:pPr>
+              <w:jc w:val="left"/>
+            </w:pPr>
+            <w:r>
+              <w:rPr>
+                <w:rFonts w:ascii="Times New Roman" w:cs="Times New Roman" w:eastAsia="Times New Roman" w:hAnsi="Times New Roman"/>
+                <w:b w:val="false"/>
+                <w:bCs w:val="false"/>
+                <w:sz w:val="20"/>
+                <w:szCs w:val="20"/>
+              </w:rPr>
+              <w:t xml:space="preserve">Комиссия по проверке знаний не менее 3 чел.</w:t>
+            </w:r>
+          </w:p>
+        </w:tc>
+        <w:tc>
+          <w:tcPr>
+            <w:tcW w:type="dxa" w:w="6238"/>
+            <w:tcBorders>
+              <w:top w:val="single" w:color="808080" w:sz="4"/>
+              <w:left w:val="single" w:color="808080" w:sz="4"/>
+              <w:bottom w:val="single" w:color="808080" w:sz="4"/>
+              <w:right w:val="single" w:color="808080" w:sz="4"/>
+            </w:tcBorders>
+            <w:tcMar>
+              <w:top w:type="dxa" w:w="40"/>
+              <w:left w:type="dxa" w:w="80"/>
+              <w:bottom w:type="dxa" w:w="40"/>
+              <w:right w:type="dxa" w:w="80"/>
+            </w:tcMar>
+          </w:tcPr>
+          <w:p>
+            <w:pPr>
+              <w:jc w:val="left"/>
+            </w:pPr>
+            <w:r>
+              <w:rPr>
+                <w:rFonts w:ascii="Times New Roman" w:cs="Times New Roman" w:eastAsia="Times New Roman" w:hAnsi="Times New Roman"/>
+                <w:b w:val="false"/>
+                <w:bCs w:val="false"/>
+                <w:sz w:val="20"/>
+                <w:szCs w:val="20"/>
+              </w:rPr>
+              <w:t xml:space="preserve">Члены комиссии проходят обучение в аккредитованной организации (включено в смету)</w:t>
+            </w:r>
+          </w:p>
+        </w:tc>
+      </w:tr>
+      <w:tr>
+        <w:trPr>
+          <w:tblHeader w:val="false"/>
+        </w:trPr>
+        <w:tc>
+          <w:tcPr>
+            <w:tcW w:type="dxa" w:w="3400"/>
+            <w:tcBorders>
+              <w:top w:val="single" w:color="808080" w:sz="4"/>
+              <w:left w:val="single" w:color="808080" w:sz="4"/>
+              <w:bottom w:val="single" w:color="808080" w:sz="4"/>
+              <w:right w:val="single" w:color="808080" w:sz="4"/>
+            </w:tcBorders>
+            <w:tcMar>
+              <w:top w:type="dxa" w:w="40"/>
+              <w:left w:type="dxa" w:w="80"/>
+              <w:bottom w:type="dxa" w:w="40"/>
+              <w:right w:type="dxa" w:w="80"/>
+            </w:tcMar>
+          </w:tcPr>
+          <w:p>
+            <w:pPr>
+              <w:jc w:val="left"/>
+            </w:pPr>
+            <w:r>
+              <w:rPr>
+                <w:rFonts w:ascii="Times New Roman" w:cs="Times New Roman" w:eastAsia="Times New Roman" w:hAnsi="Times New Roman"/>
+                <w:b w:val="false"/>
+                <w:bCs w:val="false"/>
+                <w:sz w:val="20"/>
+                <w:szCs w:val="20"/>
+              </w:rPr>
+              <w:t xml:space="preserve">Программы обучения и материалы проверки знаний</w:t>
+            </w:r>
+          </w:p>
+        </w:tc>
+        <w:tc>
+          <w:tcPr>
+            <w:tcW w:type="dxa" w:w="6238"/>
+            <w:tcBorders>
+              <w:top w:val="single" w:color="808080" w:sz="4"/>
+              <w:left w:val="single" w:color="808080" w:sz="4"/>
+              <w:bottom w:val="single" w:color="808080" w:sz="4"/>
+              <w:right w:val="single" w:color="808080" w:sz="4"/>
+            </w:tcBorders>
+            <w:tcMar>
+              <w:top w:type="dxa" w:w="40"/>
+              <w:left w:type="dxa" w:w="80"/>
+              <w:bottom w:type="dxa" w:w="40"/>
+              <w:right w:type="dxa" w:w="80"/>
+            </w:tcMar>
+          </w:tcPr>
+          <w:p>
+            <w:pPr>
+              <w:jc w:val="left"/>
+            </w:pPr>
+            <w:r>
+              <w:rPr>
+                <w:rFonts w:ascii="Times New Roman" w:cs="Times New Roman" w:eastAsia="Times New Roman" w:hAnsi="Times New Roman"/>
+                <w:b w:val="false"/>
+                <w:bCs w:val="false"/>
+                <w:sz w:val="20"/>
+                <w:szCs w:val="20"/>
+              </w:rPr>
+              <w:t xml:space="preserve">Разработка программ А, Б, В, ПП, СИЗ, высота (включено в смету, 150 000 ₽)</w:t>
+            </w:r>
+          </w:p>
+        </w:tc>
+      </w:tr>
+      <w:tr>
+        <w:trPr>
+          <w:tblHeader w:val="false"/>
+        </w:trPr>
+        <w:tc>
+          <w:tcPr>
+            <w:tcW w:type="dxa" w:w="3400"/>
+            <w:tcBorders>
+              <w:top w:val="single" w:color="808080" w:sz="4"/>
+              <w:left w:val="single" w:color="808080" w:sz="4"/>
+              <w:bottom w:val="single" w:color="808080" w:sz="4"/>
+              <w:right w:val="single" w:color="808080" w:sz="4"/>
+            </w:tcBorders>
+            <w:tcMar>
+              <w:top w:type="dxa" w:w="40"/>
+              <w:left w:type="dxa" w:w="80"/>
+              <w:bottom w:type="dxa" w:w="40"/>
+              <w:right w:type="dxa" w:w="80"/>
+            </w:tcMar>
+          </w:tcPr>
+          <w:p>
+            <w:pPr>
+              <w:jc w:val="left"/>
+            </w:pPr>
+            <w:r>
+              <w:rPr>
+                <w:rFonts w:ascii="Times New Roman" w:cs="Times New Roman" w:eastAsia="Times New Roman" w:hAnsi="Times New Roman"/>
+                <w:b w:val="false"/>
+                <w:bCs w:val="false"/>
+                <w:sz w:val="20"/>
+                <w:szCs w:val="20"/>
+              </w:rPr>
+              <w:t xml:space="preserve">Сведения о работодателе в реестре (п. 99)</w:t>
+            </w:r>
+          </w:p>
+        </w:tc>
+        <w:tc>
+          <w:tcPr>
+            <w:tcW w:type="dxa" w:w="6238"/>
+            <w:tcBorders>
+              <w:top w:val="single" w:color="808080" w:sz="4"/>
+              <w:left w:val="single" w:color="808080" w:sz="4"/>
+              <w:bottom w:val="single" w:color="808080" w:sz="4"/>
+              <w:right w:val="single" w:color="808080" w:sz="4"/>
+            </w:tcBorders>
+            <w:tcMar>
+              <w:top w:type="dxa" w:w="40"/>
+              <w:left w:type="dxa" w:w="80"/>
+              <w:bottom w:type="dxa" w:w="40"/>
+              <w:right w:type="dxa" w:w="80"/>
+            </w:tcMar>
+          </w:tcPr>
+          <w:p>
+            <w:pPr>
+              <w:jc w:val="left"/>
+            </w:pPr>
+            <w:r>
+              <w:rPr>
+                <w:rFonts w:ascii="Times New Roman" w:cs="Times New Roman" w:eastAsia="Times New Roman" w:hAnsi="Times New Roman"/>
+                <w:b w:val="false"/>
+                <w:bCs w:val="false"/>
+                <w:sz w:val="20"/>
+                <w:szCs w:val="20"/>
+              </w:rPr>
+              <w:t xml:space="preserve">Заявление через ЕИСОТ Минтруда до начала обучения; результаты обучения вносятся в реестр обученных лиц через СДО</w:t>
+            </w:r>
+          </w:p>
+        </w:tc>
+      </w:tr>
+      <w:tr>
+        <w:trPr>
+          <w:tblHeader w:val="false"/>
+        </w:trPr>
+        <w:tc>
+          <w:tcPr>
+            <w:tcW w:type="dxa" w:w="3400"/>
+            <w:tcBorders>
+              <w:top w:val="single" w:color="808080" w:sz="4"/>
+              <w:left w:val="single" w:color="808080" w:sz="4"/>
+              <w:bottom w:val="single" w:color="808080" w:sz="4"/>
+              <w:right w:val="single" w:color="808080" w:sz="4"/>
+            </w:tcBorders>
+            <w:tcMar>
+              <w:top w:type="dxa" w:w="40"/>
+              <w:left w:type="dxa" w:w="80"/>
+              <w:bottom w:type="dxa" w:w="40"/>
+              <w:right w:type="dxa" w:w="80"/>
+            </w:tcMar>
+          </w:tcPr>
+          <w:p>
+            <w:pPr>
+              <w:jc w:val="left"/>
+            </w:pPr>
+            <w:r>
+              <w:rPr>
+                <w:rFonts w:ascii="Times New Roman" w:cs="Times New Roman" w:eastAsia="Times New Roman" w:hAnsi="Times New Roman"/>
+                <w:b w:val="false"/>
+                <w:bCs w:val="false"/>
+                <w:sz w:val="20"/>
+                <w:szCs w:val="20"/>
+              </w:rPr>
+              <w:t xml:space="preserve">Работы на высоте (Приказ № 782н)</w:t>
+            </w:r>
+          </w:p>
+        </w:tc>
+        <w:tc>
+          <w:tcPr>
+            <w:tcW w:type="dxa" w:w="6238"/>
+            <w:tcBorders>
+              <w:top w:val="single" w:color="808080" w:sz="4"/>
+              <w:left w:val="single" w:color="808080" w:sz="4"/>
+              <w:bottom w:val="single" w:color="808080" w:sz="4"/>
+              <w:right w:val="single" w:color="808080" w:sz="4"/>
+            </w:tcBorders>
+            <w:tcMar>
+              <w:top w:type="dxa" w:w="40"/>
+              <w:left w:type="dxa" w:w="80"/>
+              <w:bottom w:type="dxa" w:w="40"/>
+              <w:right w:type="dxa" w:w="80"/>
+            </w:tcMar>
+          </w:tcPr>
+          <w:p>
+            <w:pPr>
+              <w:jc w:val="left"/>
+            </w:pPr>
+            <w:r>
+              <w:rPr>
+                <w:rFonts w:ascii="Times New Roman" w:cs="Times New Roman" w:eastAsia="Times New Roman" w:hAnsi="Times New Roman"/>
+                <w:b w:val="false"/>
+                <w:bCs w:val="false"/>
+                <w:sz w:val="20"/>
+                <w:szCs w:val="20"/>
+              </w:rPr>
+              <w:t xml:space="preserve">Обучение работников 1 и 2 групп в классе; работников 3 группы и преподавателей по высоте направлять в учебный центр</w:t>
+            </w:r>
+          </w:p>
+        </w:tc>
+      </w:tr>
+      <w:tr>
+        <w:trPr>
+          <w:tblHeader w:val="false"/>
+        </w:trPr>
+        <w:tc>
+          <w:tcPr>
+            <w:tcW w:type="dxa" w:w="3400"/>
+            <w:tcBorders>
+              <w:top w:val="single" w:color="808080" w:sz="4"/>
+              <w:left w:val="single" w:color="808080" w:sz="4"/>
+              <w:bottom w:val="single" w:color="808080" w:sz="4"/>
+              <w:right w:val="single" w:color="808080" w:sz="4"/>
+            </w:tcBorders>
+            <w:tcMar>
+              <w:top w:type="dxa" w:w="40"/>
+              <w:left w:type="dxa" w:w="80"/>
+              <w:bottom w:type="dxa" w:w="40"/>
+              <w:right w:type="dxa" w:w="80"/>
+            </w:tcMar>
+          </w:tcPr>
+          <w:p>
+            <w:pPr>
+              <w:jc w:val="left"/>
+            </w:pPr>
+            <w:r>
+              <w:rPr>
+                <w:rFonts w:ascii="Times New Roman" w:cs="Times New Roman" w:eastAsia="Times New Roman" w:hAnsi="Times New Roman"/>
+                <w:b w:val="false"/>
+                <w:bCs w:val="false"/>
+                <w:sz w:val="20"/>
+                <w:szCs w:val="20"/>
+              </w:rPr>
+              <w:t xml:space="preserve">Электробезопасность (Приказ Минэнерго № 796)</w:t>
+            </w:r>
+          </w:p>
+        </w:tc>
+        <w:tc>
+          <w:tcPr>
+            <w:tcW w:type="dxa" w:w="6238"/>
+            <w:tcBorders>
+              <w:top w:val="single" w:color="808080" w:sz="4"/>
+              <w:left w:val="single" w:color="808080" w:sz="4"/>
+              <w:bottom w:val="single" w:color="808080" w:sz="4"/>
+              <w:right w:val="single" w:color="808080" w:sz="4"/>
+            </w:tcBorders>
+            <w:tcMar>
+              <w:top w:type="dxa" w:w="40"/>
+              <w:left w:type="dxa" w:w="80"/>
+              <w:bottom w:type="dxa" w:w="40"/>
+              <w:right w:type="dxa" w:w="80"/>
+            </w:tcMar>
+          </w:tcPr>
+          <w:p>
+            <w:pPr>
+              <w:jc w:val="left"/>
+            </w:pPr>
+            <w:r>
+              <w:rPr>
+                <w:rFonts w:ascii="Times New Roman" w:cs="Times New Roman" w:eastAsia="Times New Roman" w:hAnsi="Times New Roman"/>
+                <w:b w:val="false"/>
+                <w:bCs w:val="false"/>
+                <w:sz w:val="20"/>
+                <w:szCs w:val="20"/>
+              </w:rPr>
+              <w:t xml:space="preserve">Комиссия предприятия проходит проверку знаний в Ростехнадзоре; далее проверка знаний электротехнического персонала на предприятии</w:t>
+            </w:r>
+          </w:p>
+        </w:tc>
+      </w:tr>
+    </w:tbl>
+    <w:p>
+      <w:pPr>
+        <w:spacing w:after="60"/>
+      </w:pPr>
+    </w:p>
+    <w:p>
+      <w:pPr>
+        <w:spacing w:after="120" w:line="276"/>
+        <w:ind w:firstLine="567"/>
+        <w:jc w:val="both"/>
+      </w:pPr>
+      <w:r>
+        <w:rPr>
+          <w:rFonts w:ascii="Times New Roman" w:cs="Times New Roman" w:eastAsia="Times New Roman" w:hAnsi="Times New Roman"/>
+          <w:b/>
+          <w:bCs/>
+          <w:sz w:val="24"/>
+          <w:szCs w:val="24"/>
+        </w:rPr>
+        <w:t xml:space="preserve">Справочно по затратам: </w:t>
+      </w:r>
+      <w:r>
+        <w:rPr>
+          <w:rFonts w:ascii="Times New Roman" w:cs="Times New Roman" w:eastAsia="Times New Roman" w:hAnsi="Times New Roman"/>
+          <w:sz w:val="24"/>
+          <w:szCs w:val="24"/>
+        </w:rPr>
+        <w:t xml:space="preserve">прямые расходы на внешнее обучение невелики (в 2026 г. 67 900 ₽ за обучение 97 человек по программам ОТ и ПП). Основной эффект собственного класса не в экономии, а в качестве практики (не менее 50% по ПП и СИЗ), обучении на оборудовании и СИЗ предприятия, гибком графике без отрыва групп на выезд и контроле результатов.</w:t>
+      </w:r>
+    </w:p>
+    <w:p>
+      <w:pPr>
+        <w:pStyle w:val="Heading1"/>
+        <w:spacing w:after="120" w:before="240"/>
+      </w:pPr>
+      <w:r>
+        <w:rPr>
+          <w:rFonts w:ascii="Times New Roman" w:cs="Times New Roman" w:eastAsia="Times New Roman" w:hAnsi="Times New Roman"/>
+          <w:b/>
+          <w:bCs/>
+          <w:color w:val="000000"/>
+          <w:sz w:val="26"/>
+          <w:szCs w:val="26"/>
+        </w:rPr>
+        <w:t xml:space="preserve">9. График реализации</w:t>
       </w:r>
     </w:p>
     <w:tbl>
@@ -7314,7 +9098,7 @@
                 <w:sz w:val="20"/>
                 <w:szCs w:val="20"/>
               </w:rPr>
-              <w:t xml:space="preserve">Утверждение варианта оснащения; передача требований к помещению (раздел 4) в ТЗ на проектирование и отделку корпуса</w:t>
+              <w:t xml:space="preserve">Утверждение варианта оснащения; передача проектировщику требований к выделенному помещению (раздел 4): площадь 175 м², потолок, анкерная точка, вентиляция, электрика</w:t>
             </w:r>
           </w:p>
         </w:tc>
@@ -7452,7 +9236,7 @@
                 <w:sz w:val="20"/>
                 <w:szCs w:val="20"/>
               </w:rPr>
-              <w:t xml:space="preserve">Уточнение перечней работников по программам Б, В, ПП, СИЗ (по СОУТ и ОПР); запрос КП (не менее 3 поставщиков по группам); обучение преподавателей</w:t>
+              <w:t xml:space="preserve">Уточнение перечней работников по программам Б, В, ПП, СИЗ, высоте (по СОУТ и ОПР); запрос КП (не менее 3 поставщиков по группам); обучение преподавателей и комиссии; разработка программ</w:t>
             </w:r>
           </w:p>
         </w:tc>
@@ -7590,7 +9374,7 @@
                 <w:sz w:val="20"/>
                 <w:szCs w:val="20"/>
               </w:rPr>
-              <w:t xml:space="preserve">Монтаж и наполнение; приказ о создании кабинета ОТ; план работы кабинета (п. 28 Приказа № 894); перечень оборудования; приказ о комиссии; при необходимости внесение сведений в реестр (п. 99 ПП № 2464)</w:t>
+              <w:t xml:space="preserve">Монтаж и наполнение; приказ о создании кабинета ОТ; план работы кабинета (п. 28 Приказа № 894); перечень оборудования; приказ о комиссии; заявление о внесении в реестр (п. 99 ПП № 2464); первые группы самостоятельного обучения</w:t>
             </w:r>
           </w:p>
         </w:tc>
@@ -7679,7 +9463,7 @@
           <w:sz w:val="26"/>
           <w:szCs w:val="26"/>
         </w:rPr>
-        <w:t xml:space="preserve">9. Вопросы для уточнения (влияют на смету)</w:t>
+        <w:t xml:space="preserve">10. Вопросы для уточнения</w:t>
       </w:r>
     </w:p>
     <w:p>
@@ -7695,10 +9479,20 @@
       <w:r>
         <w:rPr>
           <w:rFonts w:ascii="Times New Roman" w:cs="Times New Roman" w:eastAsia="Times New Roman" w:hAnsi="Times New Roman"/>
+          <w:b/>
+          <w:bCs/>
           <w:sz w:val="24"/>
           <w:szCs w:val="24"/>
         </w:rPr>
-        <w:t xml:space="preserve">Какие программы предприятие проводит самостоятельно, а какие во внешнем учебном центре? Внесено ли предприятие в реестр по п. 99 ПП № 2464?</w:t>
+        <w:t xml:space="preserve">Состав ЛКМ окрасочных камер. </w:t>
+      </w:r>
+      <w:r>
+        <w:rPr>
+          <w:rFonts w:ascii="Times New Roman" w:cs="Times New Roman" w:eastAsia="Times New Roman" w:hAnsi="Times New Roman"/>
+          <w:sz w:val="24"/>
+          <w:szCs w:val="24"/>
+        </w:rPr>
+        <w:t xml:space="preserve">Уточнить у технолога по окраске или по паспортам безопасности ЛКМ (разделы 2, 3, 8): наличие изоцианатов (HDI, TDI, MDI, «полиизоцианатный отвердитель»). От этого зависят СИЗОД с принудительной подачей воздуха (120 000 ₽) и каналы газоанализатора.</w:t>
       </w:r>
     </w:p>
     <w:p>
@@ -7714,10 +9508,20 @@
       <w:r>
         <w:rPr>
           <w:rFonts w:ascii="Times New Roman" w:cs="Times New Roman" w:eastAsia="Times New Roman" w:hAnsi="Times New Roman"/>
+          <w:b/>
+          <w:bCs/>
           <w:sz w:val="24"/>
           <w:szCs w:val="24"/>
         </w:rPr>
-        <w:t xml:space="preserve">Есть ли работы на высоте, в ограниченных и замкнутых пространствах, электротехнический персонал с группой по электробезопасности?</w:t>
+        <w:t xml:space="preserve">Численность по особым видам работ. </w:t>
+      </w:r>
+      <w:r>
+        <w:rPr>
+          <w:rFonts w:ascii="Times New Roman" w:cs="Times New Roman" w:eastAsia="Times New Roman" w:hAnsi="Times New Roman"/>
+          <w:sz w:val="24"/>
+          <w:szCs w:val="24"/>
+        </w:rPr>
+        <w:t xml:space="preserve">Количество работников на высоте по группам 1, 2, 3 (в расчёте принято 10%) и электротехнического персонала (принято 25 чел.).</w:t>
       </w:r>
     </w:p>
     <w:p>
@@ -7733,48 +9537,20 @@
       <w:r>
         <w:rPr>
           <w:rFonts w:ascii="Times New Roman" w:cs="Times New Roman" w:eastAsia="Times New Roman" w:hAnsi="Times New Roman"/>
+          <w:b/>
+          <w:bCs/>
           <w:sz w:val="24"/>
           <w:szCs w:val="24"/>
         </w:rPr>
-        <w:t xml:space="preserve">Какие ЛКМ применяются в окрасочных камерах (наличие изоцианатов определяет необходимость СИЗОД с принудительной подачей воздуха)? Какие вещества контролировать газоанализатором?</w:t>
+        <w:t xml:space="preserve">Текучесть и перечни программ Б, В, ПП, СИЗ. </w:t>
       </w:r>
-    </w:p>
-    <w:p>
-      <w:pPr>
-        <w:pStyle w:val="ListParagraph"/>
-        <w:numPr>
-          <w:ilvl w:val="0"/>
-          <w:numId w:val="3"/>
-        </w:numPr>
-        <w:spacing w:after="60"/>
-        <w:jc w:val="both"/>
-      </w:pPr>
       <w:r>
         <w:rPr>
           <w:rFonts w:ascii="Times New Roman" w:cs="Times New Roman" w:eastAsia="Times New Roman" w:hAnsi="Times New Roman"/>
           <w:sz w:val="24"/>
           <w:szCs w:val="24"/>
         </w:rPr>
-        <w:t xml:space="preserve">Выделено ли помещение в проекте корпуса, его площадь; входят ли отделка и инженерные сети в смету строительства?</w:t>
-      </w:r>
-    </w:p>
-    <w:p>
-      <w:pPr>
-        <w:pStyle w:val="ListParagraph"/>
-        <w:numPr>
-          <w:ilvl w:val="0"/>
-          <w:numId w:val="3"/>
-        </w:numPr>
-        <w:spacing w:after="60"/>
-        <w:jc w:val="both"/>
-      </w:pPr>
-      <w:r>
-        <w:rPr>
-          <w:rFonts w:ascii="Times New Roman" w:cs="Times New Roman" w:eastAsia="Times New Roman" w:hAnsi="Times New Roman"/>
-          <w:sz w:val="24"/>
-          <w:szCs w:val="24"/>
-        </w:rPr>
-        <w:t xml:space="preserve">Фактическая текучесть и численность работников по программам Б и В.</w:t>
+        <w:t xml:space="preserve">Приняты допущения (лист «Исходные данные» сметы), уточнить по кадровым данным и результатам СОУТ.</w:t>
       </w:r>
     </w:p>
     <w:p>
